--- a/assets/files/AMAS-application-form-ko.docx
+++ b/assets/files/AMAS-application-form-ko.docx
@@ -10,7 +10,7 @@
         <w:keepLines w:val="0"/>
         <w:widowControl/>
         <w:suppressLineNumbers w:val="0"/>
-        <w:spacing w:before="0" w:beforeAutospacing="0" w:after="362" w:afterAutospacing="0" w:line="21" w:lineRule="atLeast"/>
+        <w:spacing w:before="0" w:beforeAutospacing="0" w:after="362" w:afterAutospacing="0" w:line="26" w:lineRule="atLeast"/>
         <w:ind w:left="0" w:right="0"/>
         <w:jc w:val="center"/>
         <w:rPr>
@@ -37,9 +37,9 @@
         <w:widowControl/>
         <w:suppressLineNumbers w:val="0"/>
         <w:pBdr>
-          <w:bottom w:val="double" w:color="8A6A1F" w:sz="4" w:space="10"/>
+          <w:bottom w:val="double" w:color="8A6A1F" w:sz="6" w:space="10"/>
         </w:pBdr>
-        <w:spacing w:after="280" w:afterAutospacing="0" w:line="21" w:lineRule="atLeast"/>
+        <w:spacing w:after="280" w:afterAutospacing="0" w:line="26" w:lineRule="atLeast"/>
         <w:jc w:val="center"/>
         <w:rPr>
           <w:rFonts w:hint="default" w:ascii="Georgia" w:hAnsi="Georgia" w:eastAsia="Georgia" w:cs="Georgia"/>
@@ -67,9 +67,9 @@
         <w:widowControl/>
         <w:suppressLineNumbers w:val="0"/>
         <w:pBdr>
-          <w:bottom w:val="double" w:color="8A6A1F" w:sz="4" w:space="10"/>
+          <w:bottom w:val="double" w:color="8A6A1F" w:sz="6" w:space="10"/>
         </w:pBdr>
-        <w:spacing w:before="160" w:beforeAutospacing="0" w:after="280" w:afterAutospacing="0" w:line="21" w:lineRule="atLeast"/>
+        <w:spacing w:before="160" w:beforeAutospacing="0" w:after="280" w:afterAutospacing="0" w:line="26" w:lineRule="atLeast"/>
         <w:jc w:val="center"/>
         <w:rPr>
           <w:rFonts w:ascii="Malgun Gothic" w:hAnsi="Malgun Gothic" w:eastAsia="Malgun Gothic" w:cs="Malgun Gothic"/>
@@ -101,7 +101,7 @@
         <w:keepLines w:val="0"/>
         <w:widowControl/>
         <w:suppressLineNumbers w:val="0"/>
-        <w:spacing w:line="21" w:lineRule="atLeast"/>
+        <w:spacing w:line="26" w:lineRule="atLeast"/>
       </w:pPr>
       <w:r>
         <w:t>一. 지원 과정 (선택 표시)</w:t>
@@ -173,7 +173,7 @@
               <w:keepLines w:val="0"/>
               <w:widowControl/>
               <w:suppressLineNumbers w:val="0"/>
-              <w:spacing w:line="23" w:lineRule="atLeast"/>
+              <w:spacing w:line="28" w:lineRule="atLeast"/>
               <w:jc w:val="left"/>
               <w:textAlignment w:val="center"/>
               <w:rPr>
@@ -191,7 +191,7 @@
                 <w:szCs w:val="20"/>
                 <w:bdr w:val="none" w:color="auto" w:sz="0" w:space="0"/>
               </w:rPr>
-              <w:t>☐ 신학사 B.Th(2026학년도 모집)   ☐ 대학원 디플로마 G.DIP   ☐ 목회학석사 M.DIV   ☐ 목회학 / 선교학박사 D.MIN / D.MISS</w:t>
+              <w:t>☐ 신학사 B.Th(2026학년도 모집)   ☐ 평신도 지도자 과정(수료)   ☐ 목회 훈련 디플로마   ☐ 목회연구석사 G.Dip   ☐ 목회학석사 M.DIV   ☐ 목회학 / 선교학박사 D.MIN / D.MISS</w:t>
             </w:r>
             <w:r>
               <w:rPr>
@@ -224,7 +224,7 @@
         <w:keepLines w:val="0"/>
         <w:widowControl/>
         <w:suppressLineNumbers w:val="0"/>
-        <w:spacing w:line="21" w:lineRule="atLeast"/>
+        <w:spacing w:line="26" w:lineRule="atLeast"/>
       </w:pPr>
       <w:r>
         <w:t>二. 개인 정보</w:t>
@@ -269,273 +269,6 @@
             <w:insideH w:val="none" w:color="auto" w:sz="0" w:space="0"/>
             <w:insideV w:val="none" w:color="auto" w:sz="0" w:space="0"/>
           </w:tblBorders>
-          <w:shd w:val="clear"/>
-        </w:tblPrEx>
-        <w:tc>
-          <w:tcPr>
-            <w:tcW w:w="800" w:type="pct"/>
-            <w:tcBorders>
-              <w:top w:val="single" w:color="8A7A55" w:sz="6" w:space="0"/>
-              <w:left w:val="single" w:color="8A7A55" w:sz="6" w:space="0"/>
-              <w:bottom w:val="single" w:color="8A7A55" w:sz="6" w:space="0"/>
-              <w:right w:val="single" w:color="8A7A55" w:sz="6" w:space="0"/>
-            </w:tcBorders>
-            <w:shd w:val="clear" w:color="auto" w:fill="F8F4E8"/>
-            <w:tcMar>
-              <w:top w:w="100" w:type="dxa"/>
-              <w:left w:w="140" w:type="dxa"/>
-              <w:bottom w:w="100" w:type="dxa"/>
-              <w:right w:w="140" w:type="dxa"/>
-            </w:tcMar>
-            <w:vAlign w:val="center"/>
-          </w:tcPr>
-          <w:p>
-            <w:pPr>
-              <w:keepNext w:val="0"/>
-              <w:keepLines w:val="0"/>
-              <w:widowControl/>
-              <w:suppressLineNumbers w:val="0"/>
-              <w:spacing w:line="21" w:lineRule="atLeast"/>
-              <w:jc w:val="center"/>
-              <w:textAlignment w:val="center"/>
-              <w:rPr>
-                <w:rFonts w:hint="eastAsia" w:ascii="Malgun Gothic" w:hAnsi="Malgun Gothic" w:eastAsia="Malgun Gothic" w:cs="Malgun Gothic"/>
-                <w:b/>
-                <w:bCs/>
-                <w:color w:val="26221A"/>
-                <w:sz w:val="20"/>
-                <w:szCs w:val="20"/>
-              </w:rPr>
-            </w:pPr>
-            <w:r>
-              <w:rPr>
-                <w:rFonts w:hint="eastAsia" w:ascii="Malgun Gothic" w:hAnsi="Malgun Gothic" w:eastAsia="Malgun Gothic" w:cs="Malgun Gothic"/>
-                <w:b/>
-                <w:bCs/>
-                <w:color w:val="26221A"/>
-                <w:sz w:val="20"/>
-                <w:szCs w:val="20"/>
-                <w:bdr w:val="none" w:color="auto" w:sz="0" w:space="0"/>
-              </w:rPr>
-              <w:t>이름(한자/중문)</w:t>
-            </w:r>
-          </w:p>
-        </w:tc>
-        <w:tc>
-          <w:tcPr>
-            <w:tcW w:w="1000" w:type="pct"/>
-            <w:tcBorders>
-              <w:top w:val="single" w:color="8A7A55" w:sz="6" w:space="0"/>
-              <w:left w:val="single" w:color="8A7A55" w:sz="6" w:space="0"/>
-              <w:bottom w:val="single" w:color="8A7A55" w:sz="6" w:space="0"/>
-              <w:right w:val="single" w:color="8A7A55" w:sz="6" w:space="0"/>
-            </w:tcBorders>
-            <w:shd w:val="clear"/>
-            <w:tcMar>
-              <w:top w:w="100" w:type="dxa"/>
-              <w:left w:w="140" w:type="dxa"/>
-              <w:bottom w:w="100" w:type="dxa"/>
-              <w:right w:w="140" w:type="dxa"/>
-            </w:tcMar>
-            <w:vAlign w:val="center"/>
-          </w:tcPr>
-          <w:p>
-            <w:pPr>
-              <w:rPr>
-                <w:rFonts w:hint="eastAsia" w:ascii="Malgun Gothic" w:hAnsi="Malgun Gothic" w:eastAsia="Malgun Gothic" w:cs="Malgun Gothic"/>
-                <w:color w:val="26221A"/>
-                <w:sz w:val="20"/>
-                <w:szCs w:val="20"/>
-              </w:rPr>
-            </w:pPr>
-          </w:p>
-        </w:tc>
-        <w:tc>
-          <w:tcPr>
-            <w:tcW w:w="800" w:type="pct"/>
-            <w:tcBorders>
-              <w:top w:val="single" w:color="8A7A55" w:sz="6" w:space="0"/>
-              <w:left w:val="single" w:color="8A7A55" w:sz="6" w:space="0"/>
-              <w:bottom w:val="single" w:color="8A7A55" w:sz="6" w:space="0"/>
-              <w:right w:val="single" w:color="8A7A55" w:sz="6" w:space="0"/>
-            </w:tcBorders>
-            <w:shd w:val="clear" w:color="auto" w:fill="F8F4E8"/>
-            <w:tcMar>
-              <w:top w:w="100" w:type="dxa"/>
-              <w:left w:w="140" w:type="dxa"/>
-              <w:bottom w:w="100" w:type="dxa"/>
-              <w:right w:w="140" w:type="dxa"/>
-            </w:tcMar>
-            <w:vAlign w:val="center"/>
-          </w:tcPr>
-          <w:p>
-            <w:pPr>
-              <w:keepNext w:val="0"/>
-              <w:keepLines w:val="0"/>
-              <w:widowControl/>
-              <w:suppressLineNumbers w:val="0"/>
-              <w:spacing w:line="21" w:lineRule="atLeast"/>
-              <w:jc w:val="center"/>
-              <w:textAlignment w:val="center"/>
-              <w:rPr>
-                <w:rFonts w:hint="eastAsia" w:ascii="Malgun Gothic" w:hAnsi="Malgun Gothic" w:eastAsia="Malgun Gothic" w:cs="Malgun Gothic"/>
-                <w:b/>
-                <w:bCs/>
-                <w:color w:val="26221A"/>
-                <w:sz w:val="20"/>
-                <w:szCs w:val="20"/>
-              </w:rPr>
-            </w:pPr>
-            <w:r>
-              <w:rPr>
-                <w:rFonts w:hint="eastAsia" w:ascii="Malgun Gothic" w:hAnsi="Malgun Gothic" w:eastAsia="Malgun Gothic" w:cs="Malgun Gothic"/>
-                <w:b/>
-                <w:bCs/>
-                <w:color w:val="26221A"/>
-                <w:sz w:val="20"/>
-                <w:szCs w:val="20"/>
-                <w:bdr w:val="none" w:color="auto" w:sz="0" w:space="0"/>
-              </w:rPr>
-              <w:t>이름(영문)</w:t>
-            </w:r>
-          </w:p>
-        </w:tc>
-        <w:tc>
-          <w:tcPr>
-            <w:tcW w:w="1000" w:type="pct"/>
-            <w:tcBorders>
-              <w:top w:val="single" w:color="8A7A55" w:sz="6" w:space="0"/>
-              <w:left w:val="single" w:color="8A7A55" w:sz="6" w:space="0"/>
-              <w:bottom w:val="single" w:color="8A7A55" w:sz="6" w:space="0"/>
-              <w:right w:val="single" w:color="8A7A55" w:sz="6" w:space="0"/>
-            </w:tcBorders>
-            <w:shd w:val="clear"/>
-            <w:tcMar>
-              <w:top w:w="100" w:type="dxa"/>
-              <w:left w:w="140" w:type="dxa"/>
-              <w:bottom w:w="100" w:type="dxa"/>
-              <w:right w:w="140" w:type="dxa"/>
-            </w:tcMar>
-            <w:vAlign w:val="center"/>
-          </w:tcPr>
-          <w:p>
-            <w:pPr>
-              <w:rPr>
-                <w:rFonts w:hint="eastAsia" w:ascii="Malgun Gothic" w:hAnsi="Malgun Gothic" w:eastAsia="Malgun Gothic" w:cs="Malgun Gothic"/>
-                <w:color w:val="26221A"/>
-                <w:sz w:val="20"/>
-                <w:szCs w:val="20"/>
-              </w:rPr>
-            </w:pPr>
-          </w:p>
-        </w:tc>
-        <w:tc>
-          <w:tcPr>
-            <w:tcW w:w="800" w:type="pct"/>
-            <w:tcBorders>
-              <w:top w:val="single" w:color="8A7A55" w:sz="6" w:space="0"/>
-              <w:left w:val="single" w:color="8A7A55" w:sz="6" w:space="0"/>
-              <w:bottom w:val="single" w:color="8A7A55" w:sz="6" w:space="0"/>
-              <w:right w:val="single" w:color="8A7A55" w:sz="6" w:space="0"/>
-            </w:tcBorders>
-            <w:shd w:val="clear" w:color="auto" w:fill="F8F4E8"/>
-            <w:tcMar>
-              <w:top w:w="100" w:type="dxa"/>
-              <w:left w:w="140" w:type="dxa"/>
-              <w:bottom w:w="100" w:type="dxa"/>
-              <w:right w:w="140" w:type="dxa"/>
-            </w:tcMar>
-            <w:vAlign w:val="center"/>
-          </w:tcPr>
-          <w:p>
-            <w:pPr>
-              <w:keepNext w:val="0"/>
-              <w:keepLines w:val="0"/>
-              <w:widowControl/>
-              <w:suppressLineNumbers w:val="0"/>
-              <w:spacing w:line="21" w:lineRule="atLeast"/>
-              <w:jc w:val="center"/>
-              <w:textAlignment w:val="center"/>
-              <w:rPr>
-                <w:rFonts w:hint="eastAsia" w:ascii="Malgun Gothic" w:hAnsi="Malgun Gothic" w:eastAsia="Malgun Gothic" w:cs="Malgun Gothic"/>
-                <w:b/>
-                <w:bCs/>
-                <w:color w:val="26221A"/>
-                <w:sz w:val="20"/>
-                <w:szCs w:val="20"/>
-              </w:rPr>
-            </w:pPr>
-            <w:r>
-              <w:rPr>
-                <w:rFonts w:hint="eastAsia" w:ascii="Malgun Gothic" w:hAnsi="Malgun Gothic" w:eastAsia="Malgun Gothic" w:cs="Malgun Gothic"/>
-                <w:b/>
-                <w:bCs/>
-                <w:color w:val="26221A"/>
-                <w:sz w:val="20"/>
-                <w:szCs w:val="20"/>
-                <w:bdr w:val="none" w:color="auto" w:sz="0" w:space="0"/>
-              </w:rPr>
-              <w:t>성별</w:t>
-            </w:r>
-          </w:p>
-        </w:tc>
-        <w:tc>
-          <w:tcPr>
-            <w:tcW w:w="0" w:type="auto"/>
-            <w:tcBorders>
-              <w:top w:val="single" w:color="8A7A55" w:sz="6" w:space="0"/>
-              <w:left w:val="single" w:color="8A7A55" w:sz="6" w:space="0"/>
-              <w:bottom w:val="single" w:color="8A7A55" w:sz="6" w:space="0"/>
-              <w:right w:val="single" w:color="8A7A55" w:sz="6" w:space="0"/>
-            </w:tcBorders>
-            <w:shd w:val="clear"/>
-            <w:tcMar>
-              <w:top w:w="100" w:type="dxa"/>
-              <w:left w:w="140" w:type="dxa"/>
-              <w:bottom w:w="100" w:type="dxa"/>
-              <w:right w:w="140" w:type="dxa"/>
-            </w:tcMar>
-            <w:vAlign w:val="center"/>
-          </w:tcPr>
-          <w:p>
-            <w:pPr>
-              <w:keepNext w:val="0"/>
-              <w:keepLines w:val="0"/>
-              <w:widowControl/>
-              <w:suppressLineNumbers w:val="0"/>
-              <w:spacing w:line="23" w:lineRule="atLeast"/>
-              <w:jc w:val="left"/>
-              <w:textAlignment w:val="center"/>
-              <w:rPr>
-                <w:rFonts w:hint="eastAsia" w:ascii="Malgun Gothic" w:hAnsi="Malgun Gothic" w:eastAsia="Malgun Gothic" w:cs="Malgun Gothic"/>
-                <w:color w:val="26221A"/>
-                <w:sz w:val="20"/>
-                <w:szCs w:val="20"/>
-              </w:rPr>
-            </w:pPr>
-            <w:r>
-              <w:rPr>
-                <w:rFonts w:hint="eastAsia" w:ascii="Malgun Gothic" w:hAnsi="Malgun Gothic" w:eastAsia="Malgun Gothic" w:cs="Malgun Gothic"/>
-                <w:color w:val="26221A"/>
-                <w:sz w:val="20"/>
-                <w:szCs w:val="20"/>
-                <w:bdr w:val="none" w:color="auto" w:sz="0" w:space="0"/>
-              </w:rPr>
-              <w:t>☐ 남 ☐ 여</w:t>
-            </w:r>
-          </w:p>
-        </w:tc>
-      </w:tr>
-      <w:tr>
-        <w:tblPrEx>
-          <w:tblBorders>
-            <w:top w:val="none" w:color="auto" w:sz="0" w:space="0"/>
-            <w:left w:val="none" w:color="auto" w:sz="0" w:space="0"/>
-            <w:bottom w:val="none" w:color="auto" w:sz="0" w:space="0"/>
-            <w:right w:val="none" w:color="auto" w:sz="0" w:space="0"/>
-            <w:insideH w:val="none" w:color="auto" w:sz="0" w:space="0"/>
-            <w:insideV w:val="none" w:color="auto" w:sz="0" w:space="0"/>
-          </w:tblBorders>
           <w:tblCellMar>
             <w:top w:w="15" w:type="dxa"/>
             <w:left w:w="15" w:type="dxa"/>
@@ -567,7 +300,7 @@
               <w:keepLines w:val="0"/>
               <w:widowControl/>
               <w:suppressLineNumbers w:val="0"/>
-              <w:spacing w:line="21" w:lineRule="atLeast"/>
+              <w:spacing w:line="26" w:lineRule="atLeast"/>
               <w:jc w:val="center"/>
               <w:textAlignment w:val="center"/>
               <w:rPr>
@@ -589,13 +322,13 @@
                 <w:szCs w:val="20"/>
                 <w:bdr w:val="none" w:color="auto" w:sz="0" w:space="0"/>
               </w:rPr>
-              <w:t>생년월</w:t>
-            </w:r>
-          </w:p>
-        </w:tc>
-        <w:tc>
-          <w:tcPr>
-            <w:tcW w:w="0" w:type="auto"/>
+              <w:t>이름(한자/중문)</w:t>
+            </w:r>
+          </w:p>
+        </w:tc>
+        <w:tc>
+          <w:tcPr>
+            <w:tcW w:w="1000" w:type="pct"/>
             <w:tcBorders>
               <w:top w:val="single" w:color="8A7A55" w:sz="6" w:space="0"/>
               <w:left w:val="single" w:color="8A7A55" w:sz="6" w:space="0"/>
@@ -646,7 +379,7 @@
               <w:keepLines w:val="0"/>
               <w:widowControl/>
               <w:suppressLineNumbers w:val="0"/>
-              <w:spacing w:line="21" w:lineRule="atLeast"/>
+              <w:spacing w:line="26" w:lineRule="atLeast"/>
               <w:jc w:val="center"/>
               <w:textAlignment w:val="center"/>
               <w:rPr>
@@ -668,13 +401,13 @@
                 <w:szCs w:val="20"/>
                 <w:bdr w:val="none" w:color="auto" w:sz="0" w:space="0"/>
               </w:rPr>
-              <w:t>국적</w:t>
-            </w:r>
-          </w:p>
-        </w:tc>
-        <w:tc>
-          <w:tcPr>
-            <w:tcW w:w="0" w:type="auto"/>
+              <w:t>이름(영문)</w:t>
+            </w:r>
+          </w:p>
+        </w:tc>
+        <w:tc>
+          <w:tcPr>
+            <w:tcW w:w="1000" w:type="pct"/>
             <w:tcBorders>
               <w:top w:val="single" w:color="8A7A55" w:sz="6" w:space="0"/>
               <w:left w:val="single" w:color="8A7A55" w:sz="6" w:space="0"/>
@@ -725,7 +458,7 @@
               <w:keepLines w:val="0"/>
               <w:widowControl/>
               <w:suppressLineNumbers w:val="0"/>
-              <w:spacing w:line="21" w:lineRule="atLeast"/>
+              <w:spacing w:line="26" w:lineRule="atLeast"/>
               <w:jc w:val="center"/>
               <w:textAlignment w:val="center"/>
               <w:rPr>
@@ -747,35 +480,35 @@
                 <w:szCs w:val="20"/>
                 <w:bdr w:val="none" w:color="auto" w:sz="0" w:space="0"/>
               </w:rPr>
-              <w:t>사용 언어</w:t>
-            </w:r>
-          </w:p>
-        </w:tc>
-        <w:tc>
-          <w:tcPr>
-            <w:tcW w:w="0" w:type="auto"/>
-            <w:tcBorders>
-              <w:top w:val="single" w:color="8A7A55" w:sz="6" w:space="0"/>
-              <w:left w:val="single" w:color="8A7A55" w:sz="6" w:space="0"/>
-              <w:bottom w:val="single" w:color="8A7A55" w:sz="6" w:space="0"/>
-              <w:right w:val="single" w:color="8A7A55" w:sz="6" w:space="0"/>
-            </w:tcBorders>
-            <w:shd w:val="clear"/>
-            <w:tcMar>
-              <w:top w:w="100" w:type="dxa"/>
-              <w:left w:w="140" w:type="dxa"/>
-              <w:bottom w:w="100" w:type="dxa"/>
-              <w:right w:w="140" w:type="dxa"/>
-            </w:tcMar>
-            <w:vAlign w:val="center"/>
-          </w:tcPr>
-          <w:p>
-            <w:pPr>
-              <w:keepNext w:val="0"/>
-              <w:keepLines w:val="0"/>
-              <w:widowControl/>
-              <w:suppressLineNumbers w:val="0"/>
-              <w:spacing w:line="23" w:lineRule="atLeast"/>
+              <w:t>성별</w:t>
+            </w:r>
+          </w:p>
+        </w:tc>
+        <w:tc>
+          <w:tcPr>
+            <w:tcW w:w="0" w:type="auto"/>
+            <w:tcBorders>
+              <w:top w:val="single" w:color="8A7A55" w:sz="6" w:space="0"/>
+              <w:left w:val="single" w:color="8A7A55" w:sz="6" w:space="0"/>
+              <w:bottom w:val="single" w:color="8A7A55" w:sz="6" w:space="0"/>
+              <w:right w:val="single" w:color="8A7A55" w:sz="6" w:space="0"/>
+            </w:tcBorders>
+            <w:shd w:val="clear"/>
+            <w:tcMar>
+              <w:top w:w="100" w:type="dxa"/>
+              <w:left w:w="140" w:type="dxa"/>
+              <w:bottom w:w="100" w:type="dxa"/>
+              <w:right w:w="140" w:type="dxa"/>
+            </w:tcMar>
+            <w:vAlign w:val="center"/>
+          </w:tcPr>
+          <w:p>
+            <w:pPr>
+              <w:keepNext w:val="0"/>
+              <w:keepLines w:val="0"/>
+              <w:widowControl/>
+              <w:suppressLineNumbers w:val="0"/>
+              <w:spacing w:line="28" w:lineRule="atLeast"/>
               <w:jc w:val="left"/>
               <w:textAlignment w:val="center"/>
               <w:rPr>
@@ -793,27 +526,7 @@
                 <w:szCs w:val="20"/>
                 <w:bdr w:val="none" w:color="auto" w:sz="0" w:space="0"/>
               </w:rPr>
-              <w:t>☐ 표준중국어 ☐ 광둥어</w:t>
-            </w:r>
-            <w:r>
-              <w:rPr>
-                <w:rFonts w:hint="eastAsia" w:ascii="Malgun Gothic" w:hAnsi="Malgun Gothic" w:eastAsia="Malgun Gothic" w:cs="Malgun Gothic"/>
-                <w:color w:val="26221A"/>
-                <w:sz w:val="20"/>
-                <w:szCs w:val="20"/>
-                <w:bdr w:val="none" w:color="auto" w:sz="0" w:space="0"/>
-              </w:rPr>
-              <w:br w:type="textWrapping"/>
-            </w:r>
-            <w:r>
-              <w:rPr>
-                <w:rFonts w:hint="eastAsia" w:ascii="Malgun Gothic" w:hAnsi="Malgun Gothic" w:eastAsia="Malgun Gothic" w:cs="Malgun Gothic"/>
-                <w:color w:val="26221A"/>
-                <w:sz w:val="20"/>
-                <w:szCs w:val="20"/>
-                <w:bdr w:val="none" w:color="auto" w:sz="0" w:space="0"/>
-              </w:rPr>
-              <w:t>☐ 기타: ______</w:t>
+              <w:t>☐ 남 ☐ 여</w:t>
             </w:r>
           </w:p>
         </w:tc>
@@ -860,7 +573,7 @@
               <w:keepLines w:val="0"/>
               <w:widowControl/>
               <w:suppressLineNumbers w:val="0"/>
-              <w:spacing w:line="21" w:lineRule="atLeast"/>
+              <w:spacing w:line="26" w:lineRule="atLeast"/>
               <w:jc w:val="center"/>
               <w:textAlignment w:val="center"/>
               <w:rPr>
@@ -882,38 +595,232 @@
                 <w:szCs w:val="20"/>
                 <w:bdr w:val="none" w:color="auto" w:sz="0" w:space="0"/>
               </w:rPr>
-              <w:t>주소</w:t>
-            </w:r>
-          </w:p>
-        </w:tc>
-        <w:tc>
-          <w:tcPr>
-            <w:tcW w:w="0" w:type="auto"/>
-            <w:gridSpan w:val="5"/>
-            <w:tcBorders>
-              <w:top w:val="single" w:color="8A7A55" w:sz="6" w:space="0"/>
-              <w:left w:val="single" w:color="8A7A55" w:sz="6" w:space="0"/>
-              <w:bottom w:val="single" w:color="8A7A55" w:sz="6" w:space="0"/>
-              <w:right w:val="single" w:color="8A7A55" w:sz="6" w:space="0"/>
-            </w:tcBorders>
-            <w:shd w:val="clear"/>
-            <w:tcMar>
-              <w:top w:w="100" w:type="dxa"/>
-              <w:left w:w="140" w:type="dxa"/>
-              <w:bottom w:w="100" w:type="dxa"/>
-              <w:right w:w="140" w:type="dxa"/>
-            </w:tcMar>
-            <w:vAlign w:val="center"/>
-          </w:tcPr>
-          <w:p>
-            <w:pPr>
-              <w:rPr>
-                <w:rFonts w:hint="eastAsia" w:ascii="Malgun Gothic" w:hAnsi="Malgun Gothic" w:eastAsia="Malgun Gothic" w:cs="Malgun Gothic"/>
-                <w:color w:val="26221A"/>
-                <w:sz w:val="20"/>
-                <w:szCs w:val="20"/>
-              </w:rPr>
-            </w:pPr>
+              <w:t>생년월</w:t>
+            </w:r>
+          </w:p>
+        </w:tc>
+        <w:tc>
+          <w:tcPr>
+            <w:tcW w:w="0" w:type="auto"/>
+            <w:tcBorders>
+              <w:top w:val="single" w:color="8A7A55" w:sz="6" w:space="0"/>
+              <w:left w:val="single" w:color="8A7A55" w:sz="6" w:space="0"/>
+              <w:bottom w:val="single" w:color="8A7A55" w:sz="6" w:space="0"/>
+              <w:right w:val="single" w:color="8A7A55" w:sz="6" w:space="0"/>
+            </w:tcBorders>
+            <w:shd w:val="clear"/>
+            <w:tcMar>
+              <w:top w:w="100" w:type="dxa"/>
+              <w:left w:w="140" w:type="dxa"/>
+              <w:bottom w:w="100" w:type="dxa"/>
+              <w:right w:w="140" w:type="dxa"/>
+            </w:tcMar>
+            <w:vAlign w:val="center"/>
+          </w:tcPr>
+          <w:p>
+            <w:pPr>
+              <w:rPr>
+                <w:rFonts w:hint="eastAsia" w:ascii="Malgun Gothic" w:hAnsi="Malgun Gothic" w:eastAsia="Malgun Gothic" w:cs="Malgun Gothic"/>
+                <w:color w:val="26221A"/>
+                <w:sz w:val="20"/>
+                <w:szCs w:val="20"/>
+              </w:rPr>
+            </w:pPr>
+          </w:p>
+        </w:tc>
+        <w:tc>
+          <w:tcPr>
+            <w:tcW w:w="800" w:type="pct"/>
+            <w:tcBorders>
+              <w:top w:val="single" w:color="8A7A55" w:sz="6" w:space="0"/>
+              <w:left w:val="single" w:color="8A7A55" w:sz="6" w:space="0"/>
+              <w:bottom w:val="single" w:color="8A7A55" w:sz="6" w:space="0"/>
+              <w:right w:val="single" w:color="8A7A55" w:sz="6" w:space="0"/>
+            </w:tcBorders>
+            <w:shd w:val="clear" w:color="auto" w:fill="F8F4E8"/>
+            <w:tcMar>
+              <w:top w:w="100" w:type="dxa"/>
+              <w:left w:w="140" w:type="dxa"/>
+              <w:bottom w:w="100" w:type="dxa"/>
+              <w:right w:w="140" w:type="dxa"/>
+            </w:tcMar>
+            <w:vAlign w:val="center"/>
+          </w:tcPr>
+          <w:p>
+            <w:pPr>
+              <w:keepNext w:val="0"/>
+              <w:keepLines w:val="0"/>
+              <w:widowControl/>
+              <w:suppressLineNumbers w:val="0"/>
+              <w:spacing w:line="26" w:lineRule="atLeast"/>
+              <w:jc w:val="center"/>
+              <w:textAlignment w:val="center"/>
+              <w:rPr>
+                <w:rFonts w:hint="eastAsia" w:ascii="Malgun Gothic" w:hAnsi="Malgun Gothic" w:eastAsia="Malgun Gothic" w:cs="Malgun Gothic"/>
+                <w:b/>
+                <w:bCs/>
+                <w:color w:val="26221A"/>
+                <w:sz w:val="20"/>
+                <w:szCs w:val="20"/>
+              </w:rPr>
+            </w:pPr>
+            <w:r>
+              <w:rPr>
+                <w:rFonts w:hint="eastAsia" w:ascii="Malgun Gothic" w:hAnsi="Malgun Gothic" w:eastAsia="Malgun Gothic" w:cs="Malgun Gothic"/>
+                <w:b/>
+                <w:bCs/>
+                <w:color w:val="26221A"/>
+                <w:sz w:val="20"/>
+                <w:szCs w:val="20"/>
+                <w:bdr w:val="none" w:color="auto" w:sz="0" w:space="0"/>
+              </w:rPr>
+              <w:t>국적</w:t>
+            </w:r>
+          </w:p>
+        </w:tc>
+        <w:tc>
+          <w:tcPr>
+            <w:tcW w:w="0" w:type="auto"/>
+            <w:tcBorders>
+              <w:top w:val="single" w:color="8A7A55" w:sz="6" w:space="0"/>
+              <w:left w:val="single" w:color="8A7A55" w:sz="6" w:space="0"/>
+              <w:bottom w:val="single" w:color="8A7A55" w:sz="6" w:space="0"/>
+              <w:right w:val="single" w:color="8A7A55" w:sz="6" w:space="0"/>
+            </w:tcBorders>
+            <w:shd w:val="clear"/>
+            <w:tcMar>
+              <w:top w:w="100" w:type="dxa"/>
+              <w:left w:w="140" w:type="dxa"/>
+              <w:bottom w:w="100" w:type="dxa"/>
+              <w:right w:w="140" w:type="dxa"/>
+            </w:tcMar>
+            <w:vAlign w:val="center"/>
+          </w:tcPr>
+          <w:p>
+            <w:pPr>
+              <w:rPr>
+                <w:rFonts w:hint="eastAsia" w:ascii="Malgun Gothic" w:hAnsi="Malgun Gothic" w:eastAsia="Malgun Gothic" w:cs="Malgun Gothic"/>
+                <w:color w:val="26221A"/>
+                <w:sz w:val="20"/>
+                <w:szCs w:val="20"/>
+              </w:rPr>
+            </w:pPr>
+          </w:p>
+        </w:tc>
+        <w:tc>
+          <w:tcPr>
+            <w:tcW w:w="800" w:type="pct"/>
+            <w:tcBorders>
+              <w:top w:val="single" w:color="8A7A55" w:sz="6" w:space="0"/>
+              <w:left w:val="single" w:color="8A7A55" w:sz="6" w:space="0"/>
+              <w:bottom w:val="single" w:color="8A7A55" w:sz="6" w:space="0"/>
+              <w:right w:val="single" w:color="8A7A55" w:sz="6" w:space="0"/>
+            </w:tcBorders>
+            <w:shd w:val="clear" w:color="auto" w:fill="F8F4E8"/>
+            <w:tcMar>
+              <w:top w:w="100" w:type="dxa"/>
+              <w:left w:w="140" w:type="dxa"/>
+              <w:bottom w:w="100" w:type="dxa"/>
+              <w:right w:w="140" w:type="dxa"/>
+            </w:tcMar>
+            <w:vAlign w:val="center"/>
+          </w:tcPr>
+          <w:p>
+            <w:pPr>
+              <w:keepNext w:val="0"/>
+              <w:keepLines w:val="0"/>
+              <w:widowControl/>
+              <w:suppressLineNumbers w:val="0"/>
+              <w:spacing w:line="26" w:lineRule="atLeast"/>
+              <w:jc w:val="center"/>
+              <w:textAlignment w:val="center"/>
+              <w:rPr>
+                <w:rFonts w:hint="eastAsia" w:ascii="Malgun Gothic" w:hAnsi="Malgun Gothic" w:eastAsia="Malgun Gothic" w:cs="Malgun Gothic"/>
+                <w:b/>
+                <w:bCs/>
+                <w:color w:val="26221A"/>
+                <w:sz w:val="20"/>
+                <w:szCs w:val="20"/>
+              </w:rPr>
+            </w:pPr>
+            <w:r>
+              <w:rPr>
+                <w:rFonts w:hint="eastAsia" w:ascii="Malgun Gothic" w:hAnsi="Malgun Gothic" w:eastAsia="Malgun Gothic" w:cs="Malgun Gothic"/>
+                <w:b/>
+                <w:bCs/>
+                <w:color w:val="26221A"/>
+                <w:sz w:val="20"/>
+                <w:szCs w:val="20"/>
+                <w:bdr w:val="none" w:color="auto" w:sz="0" w:space="0"/>
+              </w:rPr>
+              <w:t>사용 언어</w:t>
+            </w:r>
+          </w:p>
+        </w:tc>
+        <w:tc>
+          <w:tcPr>
+            <w:tcW w:w="0" w:type="auto"/>
+            <w:tcBorders>
+              <w:top w:val="single" w:color="8A7A55" w:sz="6" w:space="0"/>
+              <w:left w:val="single" w:color="8A7A55" w:sz="6" w:space="0"/>
+              <w:bottom w:val="single" w:color="8A7A55" w:sz="6" w:space="0"/>
+              <w:right w:val="single" w:color="8A7A55" w:sz="6" w:space="0"/>
+            </w:tcBorders>
+            <w:shd w:val="clear"/>
+            <w:tcMar>
+              <w:top w:w="100" w:type="dxa"/>
+              <w:left w:w="140" w:type="dxa"/>
+              <w:bottom w:w="100" w:type="dxa"/>
+              <w:right w:w="140" w:type="dxa"/>
+            </w:tcMar>
+            <w:vAlign w:val="center"/>
+          </w:tcPr>
+          <w:p>
+            <w:pPr>
+              <w:keepNext w:val="0"/>
+              <w:keepLines w:val="0"/>
+              <w:widowControl/>
+              <w:suppressLineNumbers w:val="0"/>
+              <w:spacing w:line="28" w:lineRule="atLeast"/>
+              <w:jc w:val="left"/>
+              <w:textAlignment w:val="center"/>
+              <w:rPr>
+                <w:rFonts w:hint="eastAsia" w:ascii="Malgun Gothic" w:hAnsi="Malgun Gothic" w:eastAsia="Malgun Gothic" w:cs="Malgun Gothic"/>
+                <w:color w:val="26221A"/>
+                <w:sz w:val="20"/>
+                <w:szCs w:val="20"/>
+              </w:rPr>
+            </w:pPr>
+            <w:r>
+              <w:rPr>
+                <w:rFonts w:hint="eastAsia" w:ascii="Malgun Gothic" w:hAnsi="Malgun Gothic" w:eastAsia="Malgun Gothic" w:cs="Malgun Gothic"/>
+                <w:color w:val="26221A"/>
+                <w:sz w:val="20"/>
+                <w:szCs w:val="20"/>
+                <w:bdr w:val="none" w:color="auto" w:sz="0" w:space="0"/>
+              </w:rPr>
+              <w:t>☐ 표준중국어 ☐ 광둥어</w:t>
+            </w:r>
+            <w:r>
+              <w:rPr>
+                <w:rFonts w:hint="eastAsia" w:ascii="Malgun Gothic" w:hAnsi="Malgun Gothic" w:eastAsia="Malgun Gothic" w:cs="Malgun Gothic"/>
+                <w:color w:val="26221A"/>
+                <w:sz w:val="20"/>
+                <w:szCs w:val="20"/>
+                <w:bdr w:val="none" w:color="auto" w:sz="0" w:space="0"/>
+              </w:rPr>
+              <w:br w:type="textWrapping"/>
+            </w:r>
+            <w:r>
+              <w:rPr>
+                <w:rFonts w:hint="eastAsia" w:ascii="Malgun Gothic" w:hAnsi="Malgun Gothic" w:eastAsia="Malgun Gothic" w:cs="Malgun Gothic"/>
+                <w:color w:val="26221A"/>
+                <w:sz w:val="20"/>
+                <w:szCs w:val="20"/>
+                <w:bdr w:val="none" w:color="auto" w:sz="0" w:space="0"/>
+              </w:rPr>
+              <w:t>☐ 기타: ______</w:t>
+            </w:r>
           </w:p>
         </w:tc>
       </w:tr>
@@ -927,7 +834,12 @@
             <w:insideH w:val="none" w:color="auto" w:sz="0" w:space="0"/>
             <w:insideV w:val="none" w:color="auto" w:sz="0" w:space="0"/>
           </w:tblBorders>
-          <w:shd w:val="clear"/>
+          <w:tblCellMar>
+            <w:top w:w="15" w:type="dxa"/>
+            <w:left w:w="15" w:type="dxa"/>
+            <w:bottom w:w="15" w:type="dxa"/>
+            <w:right w:w="15" w:type="dxa"/>
+          </w:tblCellMar>
         </w:tblPrEx>
         <w:tc>
           <w:tcPr>
@@ -953,7 +865,7 @@
               <w:keepLines w:val="0"/>
               <w:widowControl/>
               <w:suppressLineNumbers w:val="0"/>
-              <w:spacing w:line="21" w:lineRule="atLeast"/>
+              <w:spacing w:line="26" w:lineRule="atLeast"/>
               <w:jc w:val="center"/>
               <w:textAlignment w:val="center"/>
               <w:rPr>
@@ -975,171 +887,14 @@
                 <w:szCs w:val="20"/>
                 <w:bdr w:val="none" w:color="auto" w:sz="0" w:space="0"/>
               </w:rPr>
-              <w:t>휴대전화</w:t>
-            </w:r>
-          </w:p>
-        </w:tc>
-        <w:tc>
-          <w:tcPr>
-            <w:tcW w:w="0" w:type="auto"/>
-            <w:tcBorders>
-              <w:top w:val="single" w:color="8A7A55" w:sz="6" w:space="0"/>
-              <w:left w:val="single" w:color="8A7A55" w:sz="6" w:space="0"/>
-              <w:bottom w:val="single" w:color="8A7A55" w:sz="6" w:space="0"/>
-              <w:right w:val="single" w:color="8A7A55" w:sz="6" w:space="0"/>
-            </w:tcBorders>
-            <w:shd w:val="clear"/>
-            <w:tcMar>
-              <w:top w:w="100" w:type="dxa"/>
-              <w:left w:w="140" w:type="dxa"/>
-              <w:bottom w:w="100" w:type="dxa"/>
-              <w:right w:w="140" w:type="dxa"/>
-            </w:tcMar>
-            <w:vAlign w:val="center"/>
-          </w:tcPr>
-          <w:p>
-            <w:pPr>
-              <w:rPr>
-                <w:rFonts w:hint="eastAsia" w:ascii="Malgun Gothic" w:hAnsi="Malgun Gothic" w:eastAsia="Malgun Gothic" w:cs="Malgun Gothic"/>
-                <w:color w:val="26221A"/>
-                <w:sz w:val="20"/>
-                <w:szCs w:val="20"/>
-              </w:rPr>
-            </w:pPr>
-          </w:p>
-        </w:tc>
-        <w:tc>
-          <w:tcPr>
-            <w:tcW w:w="800" w:type="pct"/>
-            <w:tcBorders>
-              <w:top w:val="single" w:color="8A7A55" w:sz="6" w:space="0"/>
-              <w:left w:val="single" w:color="8A7A55" w:sz="6" w:space="0"/>
-              <w:bottom w:val="single" w:color="8A7A55" w:sz="6" w:space="0"/>
-              <w:right w:val="single" w:color="8A7A55" w:sz="6" w:space="0"/>
-            </w:tcBorders>
-            <w:shd w:val="clear" w:color="auto" w:fill="F8F4E8"/>
-            <w:tcMar>
-              <w:top w:w="100" w:type="dxa"/>
-              <w:left w:w="140" w:type="dxa"/>
-              <w:bottom w:w="100" w:type="dxa"/>
-              <w:right w:w="140" w:type="dxa"/>
-            </w:tcMar>
-            <w:vAlign w:val="center"/>
-          </w:tcPr>
-          <w:p>
-            <w:pPr>
-              <w:keepNext w:val="0"/>
-              <w:keepLines w:val="0"/>
-              <w:widowControl/>
-              <w:suppressLineNumbers w:val="0"/>
-              <w:spacing w:line="21" w:lineRule="atLeast"/>
-              <w:jc w:val="center"/>
-              <w:textAlignment w:val="center"/>
-              <w:rPr>
-                <w:rFonts w:hint="eastAsia" w:ascii="Malgun Gothic" w:hAnsi="Malgun Gothic" w:eastAsia="Malgun Gothic" w:cs="Malgun Gothic"/>
-                <w:b/>
-                <w:bCs/>
-                <w:color w:val="26221A"/>
-                <w:sz w:val="20"/>
-                <w:szCs w:val="20"/>
-              </w:rPr>
-            </w:pPr>
-            <w:r>
-              <w:rPr>
-                <w:rFonts w:hint="eastAsia" w:ascii="Malgun Gothic" w:hAnsi="Malgun Gothic" w:eastAsia="Malgun Gothic" w:cs="Malgun Gothic"/>
-                <w:b/>
-                <w:bCs/>
-                <w:color w:val="26221A"/>
-                <w:sz w:val="20"/>
-                <w:szCs w:val="20"/>
-                <w:bdr w:val="none" w:color="auto" w:sz="0" w:space="0"/>
-              </w:rPr>
-              <w:t>일반전화</w:t>
-            </w:r>
-          </w:p>
-        </w:tc>
-        <w:tc>
-          <w:tcPr>
-            <w:tcW w:w="0" w:type="auto"/>
-            <w:tcBorders>
-              <w:top w:val="single" w:color="8A7A55" w:sz="6" w:space="0"/>
-              <w:left w:val="single" w:color="8A7A55" w:sz="6" w:space="0"/>
-              <w:bottom w:val="single" w:color="8A7A55" w:sz="6" w:space="0"/>
-              <w:right w:val="single" w:color="8A7A55" w:sz="6" w:space="0"/>
-            </w:tcBorders>
-            <w:shd w:val="clear"/>
-            <w:tcMar>
-              <w:top w:w="100" w:type="dxa"/>
-              <w:left w:w="140" w:type="dxa"/>
-              <w:bottom w:w="100" w:type="dxa"/>
-              <w:right w:w="140" w:type="dxa"/>
-            </w:tcMar>
-            <w:vAlign w:val="center"/>
-          </w:tcPr>
-          <w:p>
-            <w:pPr>
-              <w:rPr>
-                <w:rFonts w:hint="eastAsia" w:ascii="Malgun Gothic" w:hAnsi="Malgun Gothic" w:eastAsia="Malgun Gothic" w:cs="Malgun Gothic"/>
-                <w:color w:val="26221A"/>
-                <w:sz w:val="20"/>
-                <w:szCs w:val="20"/>
-              </w:rPr>
-            </w:pPr>
-          </w:p>
-        </w:tc>
-        <w:tc>
-          <w:tcPr>
-            <w:tcW w:w="800" w:type="pct"/>
-            <w:tcBorders>
-              <w:top w:val="single" w:color="8A7A55" w:sz="6" w:space="0"/>
-              <w:left w:val="single" w:color="8A7A55" w:sz="6" w:space="0"/>
-              <w:bottom w:val="single" w:color="8A7A55" w:sz="6" w:space="0"/>
-              <w:right w:val="single" w:color="8A7A55" w:sz="6" w:space="0"/>
-            </w:tcBorders>
-            <w:shd w:val="clear" w:color="auto" w:fill="F8F4E8"/>
-            <w:tcMar>
-              <w:top w:w="100" w:type="dxa"/>
-              <w:left w:w="140" w:type="dxa"/>
-              <w:bottom w:w="100" w:type="dxa"/>
-              <w:right w:w="140" w:type="dxa"/>
-            </w:tcMar>
-            <w:vAlign w:val="center"/>
-          </w:tcPr>
-          <w:p>
-            <w:pPr>
-              <w:keepNext w:val="0"/>
-              <w:keepLines w:val="0"/>
-              <w:widowControl/>
-              <w:suppressLineNumbers w:val="0"/>
-              <w:spacing w:line="21" w:lineRule="atLeast"/>
-              <w:jc w:val="center"/>
-              <w:textAlignment w:val="center"/>
-              <w:rPr>
-                <w:rFonts w:hint="eastAsia" w:ascii="Malgun Gothic" w:hAnsi="Malgun Gothic" w:eastAsia="Malgun Gothic" w:cs="Malgun Gothic"/>
-                <w:b/>
-                <w:bCs/>
-                <w:color w:val="26221A"/>
-                <w:sz w:val="20"/>
-                <w:szCs w:val="20"/>
-              </w:rPr>
-            </w:pPr>
-            <w:r>
-              <w:rPr>
-                <w:rFonts w:hint="eastAsia" w:ascii="Malgun Gothic" w:hAnsi="Malgun Gothic" w:eastAsia="Malgun Gothic" w:cs="Malgun Gothic"/>
-                <w:b/>
-                <w:bCs/>
-                <w:color w:val="26221A"/>
-                <w:sz w:val="20"/>
-                <w:szCs w:val="20"/>
-                <w:bdr w:val="none" w:color="auto" w:sz="0" w:space="0"/>
-              </w:rPr>
-              <w:t>Email / QQ</w:t>
-            </w:r>
-          </w:p>
-        </w:tc>
-        <w:tc>
-          <w:tcPr>
-            <w:tcW w:w="0" w:type="auto"/>
+              <w:t>주소</w:t>
+            </w:r>
+          </w:p>
+        </w:tc>
+        <w:tc>
+          <w:tcPr>
+            <w:tcW w:w="0" w:type="auto"/>
+            <w:gridSpan w:val="5"/>
             <w:tcBorders>
               <w:top w:val="single" w:color="8A7A55" w:sz="6" w:space="0"/>
               <w:left w:val="single" w:color="8A7A55" w:sz="6" w:space="0"/>
@@ -1209,7 +964,262 @@
               <w:keepLines w:val="0"/>
               <w:widowControl/>
               <w:suppressLineNumbers w:val="0"/>
-              <w:spacing w:line="21" w:lineRule="atLeast"/>
+              <w:spacing w:line="26" w:lineRule="atLeast"/>
+              <w:jc w:val="center"/>
+              <w:textAlignment w:val="center"/>
+              <w:rPr>
+                <w:rFonts w:hint="eastAsia" w:ascii="Malgun Gothic" w:hAnsi="Malgun Gothic" w:eastAsia="Malgun Gothic" w:cs="Malgun Gothic"/>
+                <w:b/>
+                <w:bCs/>
+                <w:color w:val="26221A"/>
+                <w:sz w:val="20"/>
+                <w:szCs w:val="20"/>
+              </w:rPr>
+            </w:pPr>
+            <w:r>
+              <w:rPr>
+                <w:rFonts w:hint="eastAsia" w:ascii="Malgun Gothic" w:hAnsi="Malgun Gothic" w:eastAsia="Malgun Gothic" w:cs="Malgun Gothic"/>
+                <w:b/>
+                <w:bCs/>
+                <w:color w:val="26221A"/>
+                <w:sz w:val="20"/>
+                <w:szCs w:val="20"/>
+                <w:bdr w:val="none" w:color="auto" w:sz="0" w:space="0"/>
+              </w:rPr>
+              <w:t>휴대전화</w:t>
+            </w:r>
+          </w:p>
+        </w:tc>
+        <w:tc>
+          <w:tcPr>
+            <w:tcW w:w="0" w:type="auto"/>
+            <w:tcBorders>
+              <w:top w:val="single" w:color="8A7A55" w:sz="6" w:space="0"/>
+              <w:left w:val="single" w:color="8A7A55" w:sz="6" w:space="0"/>
+              <w:bottom w:val="single" w:color="8A7A55" w:sz="6" w:space="0"/>
+              <w:right w:val="single" w:color="8A7A55" w:sz="6" w:space="0"/>
+            </w:tcBorders>
+            <w:shd w:val="clear"/>
+            <w:tcMar>
+              <w:top w:w="100" w:type="dxa"/>
+              <w:left w:w="140" w:type="dxa"/>
+              <w:bottom w:w="100" w:type="dxa"/>
+              <w:right w:w="140" w:type="dxa"/>
+            </w:tcMar>
+            <w:vAlign w:val="center"/>
+          </w:tcPr>
+          <w:p>
+            <w:pPr>
+              <w:rPr>
+                <w:rFonts w:hint="eastAsia" w:ascii="Malgun Gothic" w:hAnsi="Malgun Gothic" w:eastAsia="Malgun Gothic" w:cs="Malgun Gothic"/>
+                <w:color w:val="26221A"/>
+                <w:sz w:val="20"/>
+                <w:szCs w:val="20"/>
+              </w:rPr>
+            </w:pPr>
+          </w:p>
+        </w:tc>
+        <w:tc>
+          <w:tcPr>
+            <w:tcW w:w="800" w:type="pct"/>
+            <w:tcBorders>
+              <w:top w:val="single" w:color="8A7A55" w:sz="6" w:space="0"/>
+              <w:left w:val="single" w:color="8A7A55" w:sz="6" w:space="0"/>
+              <w:bottom w:val="single" w:color="8A7A55" w:sz="6" w:space="0"/>
+              <w:right w:val="single" w:color="8A7A55" w:sz="6" w:space="0"/>
+            </w:tcBorders>
+            <w:shd w:val="clear" w:color="auto" w:fill="F8F4E8"/>
+            <w:tcMar>
+              <w:top w:w="100" w:type="dxa"/>
+              <w:left w:w="140" w:type="dxa"/>
+              <w:bottom w:w="100" w:type="dxa"/>
+              <w:right w:w="140" w:type="dxa"/>
+            </w:tcMar>
+            <w:vAlign w:val="center"/>
+          </w:tcPr>
+          <w:p>
+            <w:pPr>
+              <w:keepNext w:val="0"/>
+              <w:keepLines w:val="0"/>
+              <w:widowControl/>
+              <w:suppressLineNumbers w:val="0"/>
+              <w:spacing w:line="26" w:lineRule="atLeast"/>
+              <w:jc w:val="center"/>
+              <w:textAlignment w:val="center"/>
+              <w:rPr>
+                <w:rFonts w:hint="eastAsia" w:ascii="Malgun Gothic" w:hAnsi="Malgun Gothic" w:eastAsia="Malgun Gothic" w:cs="Malgun Gothic"/>
+                <w:b/>
+                <w:bCs/>
+                <w:color w:val="26221A"/>
+                <w:sz w:val="20"/>
+                <w:szCs w:val="20"/>
+              </w:rPr>
+            </w:pPr>
+            <w:r>
+              <w:rPr>
+                <w:rFonts w:hint="eastAsia" w:ascii="Malgun Gothic" w:hAnsi="Malgun Gothic" w:eastAsia="Malgun Gothic" w:cs="Malgun Gothic"/>
+                <w:b/>
+                <w:bCs/>
+                <w:color w:val="26221A"/>
+                <w:sz w:val="20"/>
+                <w:szCs w:val="20"/>
+                <w:bdr w:val="none" w:color="auto" w:sz="0" w:space="0"/>
+              </w:rPr>
+              <w:t>일반전화</w:t>
+            </w:r>
+          </w:p>
+        </w:tc>
+        <w:tc>
+          <w:tcPr>
+            <w:tcW w:w="0" w:type="auto"/>
+            <w:tcBorders>
+              <w:top w:val="single" w:color="8A7A55" w:sz="6" w:space="0"/>
+              <w:left w:val="single" w:color="8A7A55" w:sz="6" w:space="0"/>
+              <w:bottom w:val="single" w:color="8A7A55" w:sz="6" w:space="0"/>
+              <w:right w:val="single" w:color="8A7A55" w:sz="6" w:space="0"/>
+            </w:tcBorders>
+            <w:shd w:val="clear"/>
+            <w:tcMar>
+              <w:top w:w="100" w:type="dxa"/>
+              <w:left w:w="140" w:type="dxa"/>
+              <w:bottom w:w="100" w:type="dxa"/>
+              <w:right w:w="140" w:type="dxa"/>
+            </w:tcMar>
+            <w:vAlign w:val="center"/>
+          </w:tcPr>
+          <w:p>
+            <w:pPr>
+              <w:rPr>
+                <w:rFonts w:hint="eastAsia" w:ascii="Malgun Gothic" w:hAnsi="Malgun Gothic" w:eastAsia="Malgun Gothic" w:cs="Malgun Gothic"/>
+                <w:color w:val="26221A"/>
+                <w:sz w:val="20"/>
+                <w:szCs w:val="20"/>
+              </w:rPr>
+            </w:pPr>
+          </w:p>
+        </w:tc>
+        <w:tc>
+          <w:tcPr>
+            <w:tcW w:w="800" w:type="pct"/>
+            <w:tcBorders>
+              <w:top w:val="single" w:color="8A7A55" w:sz="6" w:space="0"/>
+              <w:left w:val="single" w:color="8A7A55" w:sz="6" w:space="0"/>
+              <w:bottom w:val="single" w:color="8A7A55" w:sz="6" w:space="0"/>
+              <w:right w:val="single" w:color="8A7A55" w:sz="6" w:space="0"/>
+            </w:tcBorders>
+            <w:shd w:val="clear" w:color="auto" w:fill="F8F4E8"/>
+            <w:tcMar>
+              <w:top w:w="100" w:type="dxa"/>
+              <w:left w:w="140" w:type="dxa"/>
+              <w:bottom w:w="100" w:type="dxa"/>
+              <w:right w:w="140" w:type="dxa"/>
+            </w:tcMar>
+            <w:vAlign w:val="center"/>
+          </w:tcPr>
+          <w:p>
+            <w:pPr>
+              <w:keepNext w:val="0"/>
+              <w:keepLines w:val="0"/>
+              <w:widowControl/>
+              <w:suppressLineNumbers w:val="0"/>
+              <w:spacing w:line="26" w:lineRule="atLeast"/>
+              <w:jc w:val="center"/>
+              <w:textAlignment w:val="center"/>
+              <w:rPr>
+                <w:rFonts w:hint="eastAsia" w:ascii="Malgun Gothic" w:hAnsi="Malgun Gothic" w:eastAsia="Malgun Gothic" w:cs="Malgun Gothic"/>
+                <w:b/>
+                <w:bCs/>
+                <w:color w:val="26221A"/>
+                <w:sz w:val="20"/>
+                <w:szCs w:val="20"/>
+              </w:rPr>
+            </w:pPr>
+            <w:r>
+              <w:rPr>
+                <w:rFonts w:hint="eastAsia" w:ascii="Malgun Gothic" w:hAnsi="Malgun Gothic" w:eastAsia="Malgun Gothic" w:cs="Malgun Gothic"/>
+                <w:b/>
+                <w:bCs/>
+                <w:color w:val="26221A"/>
+                <w:sz w:val="20"/>
+                <w:szCs w:val="20"/>
+                <w:bdr w:val="none" w:color="auto" w:sz="0" w:space="0"/>
+              </w:rPr>
+              <w:t>Email / QQ</w:t>
+            </w:r>
+          </w:p>
+        </w:tc>
+        <w:tc>
+          <w:tcPr>
+            <w:tcW w:w="0" w:type="auto"/>
+            <w:tcBorders>
+              <w:top w:val="single" w:color="8A7A55" w:sz="6" w:space="0"/>
+              <w:left w:val="single" w:color="8A7A55" w:sz="6" w:space="0"/>
+              <w:bottom w:val="single" w:color="8A7A55" w:sz="6" w:space="0"/>
+              <w:right w:val="single" w:color="8A7A55" w:sz="6" w:space="0"/>
+            </w:tcBorders>
+            <w:shd w:val="clear"/>
+            <w:tcMar>
+              <w:top w:w="100" w:type="dxa"/>
+              <w:left w:w="140" w:type="dxa"/>
+              <w:bottom w:w="100" w:type="dxa"/>
+              <w:right w:w="140" w:type="dxa"/>
+            </w:tcMar>
+            <w:vAlign w:val="center"/>
+          </w:tcPr>
+          <w:p>
+            <w:pPr>
+              <w:rPr>
+                <w:rFonts w:hint="eastAsia" w:ascii="Malgun Gothic" w:hAnsi="Malgun Gothic" w:eastAsia="Malgun Gothic" w:cs="Malgun Gothic"/>
+                <w:color w:val="26221A"/>
+                <w:sz w:val="20"/>
+                <w:szCs w:val="20"/>
+              </w:rPr>
+            </w:pPr>
+          </w:p>
+        </w:tc>
+      </w:tr>
+      <w:tr>
+        <w:tblPrEx>
+          <w:tblBorders>
+            <w:top w:val="none" w:color="auto" w:sz="0" w:space="0"/>
+            <w:left w:val="none" w:color="auto" w:sz="0" w:space="0"/>
+            <w:bottom w:val="none" w:color="auto" w:sz="0" w:space="0"/>
+            <w:right w:val="none" w:color="auto" w:sz="0" w:space="0"/>
+            <w:insideH w:val="none" w:color="auto" w:sz="0" w:space="0"/>
+            <w:insideV w:val="none" w:color="auto" w:sz="0" w:space="0"/>
+          </w:tblBorders>
+          <w:tblCellMar>
+            <w:top w:w="15" w:type="dxa"/>
+            <w:left w:w="15" w:type="dxa"/>
+            <w:bottom w:w="15" w:type="dxa"/>
+            <w:right w:w="15" w:type="dxa"/>
+          </w:tblCellMar>
+        </w:tblPrEx>
+        <w:tc>
+          <w:tcPr>
+            <w:tcW w:w="800" w:type="pct"/>
+            <w:tcBorders>
+              <w:top w:val="single" w:color="8A7A55" w:sz="6" w:space="0"/>
+              <w:left w:val="single" w:color="8A7A55" w:sz="6" w:space="0"/>
+              <w:bottom w:val="single" w:color="8A7A55" w:sz="6" w:space="0"/>
+              <w:right w:val="single" w:color="8A7A55" w:sz="6" w:space="0"/>
+            </w:tcBorders>
+            <w:shd w:val="clear" w:color="auto" w:fill="F8F4E8"/>
+            <w:tcMar>
+              <w:top w:w="100" w:type="dxa"/>
+              <w:left w:w="140" w:type="dxa"/>
+              <w:bottom w:w="100" w:type="dxa"/>
+              <w:right w:w="140" w:type="dxa"/>
+            </w:tcMar>
+            <w:vAlign w:val="center"/>
+          </w:tcPr>
+          <w:p>
+            <w:pPr>
+              <w:keepNext w:val="0"/>
+              <w:keepLines w:val="0"/>
+              <w:widowControl/>
+              <w:suppressLineNumbers w:val="0"/>
+              <w:spacing w:line="26" w:lineRule="atLeast"/>
               <w:jc w:val="center"/>
               <w:textAlignment w:val="center"/>
               <w:rPr>
@@ -1274,7 +1284,7 @@
         <w:keepLines w:val="0"/>
         <w:widowControl/>
         <w:suppressLineNumbers w:val="0"/>
-        <w:spacing w:line="21" w:lineRule="atLeast"/>
+        <w:spacing w:line="26" w:lineRule="atLeast"/>
       </w:pPr>
       <w:r>
         <w:t>三. 교회 정보</w:t>
@@ -1317,7 +1327,12 @@
             <w:insideH w:val="none" w:color="auto" w:sz="0" w:space="0"/>
             <w:insideV w:val="none" w:color="auto" w:sz="0" w:space="0"/>
           </w:tblBorders>
-          <w:shd w:val="clear"/>
+          <w:tblCellMar>
+            <w:top w:w="15" w:type="dxa"/>
+            <w:left w:w="15" w:type="dxa"/>
+            <w:bottom w:w="15" w:type="dxa"/>
+            <w:right w:w="15" w:type="dxa"/>
+          </w:tblCellMar>
         </w:tblPrEx>
         <w:tc>
           <w:tcPr>
@@ -1343,7 +1358,7 @@
               <w:keepLines w:val="0"/>
               <w:widowControl/>
               <w:suppressLineNumbers w:val="0"/>
-              <w:spacing w:line="21" w:lineRule="atLeast"/>
+              <w:spacing w:line="26" w:lineRule="atLeast"/>
               <w:jc w:val="center"/>
               <w:textAlignment w:val="center"/>
               <w:rPr>
@@ -1422,7 +1437,7 @@
               <w:keepLines w:val="0"/>
               <w:widowControl/>
               <w:suppressLineNumbers w:val="0"/>
-              <w:spacing w:line="21" w:lineRule="atLeast"/>
+              <w:spacing w:line="26" w:lineRule="atLeast"/>
               <w:jc w:val="center"/>
               <w:textAlignment w:val="center"/>
               <w:rPr>
@@ -1472,7 +1487,7 @@
               <w:keepLines w:val="0"/>
               <w:widowControl/>
               <w:suppressLineNumbers w:val="0"/>
-              <w:spacing w:line="23" w:lineRule="atLeast"/>
+              <w:spacing w:line="28" w:lineRule="atLeast"/>
               <w:jc w:val="left"/>
               <w:textAlignment w:val="center"/>
               <w:rPr>
@@ -1537,7 +1552,7 @@
               <w:keepLines w:val="0"/>
               <w:widowControl/>
               <w:suppressLineNumbers w:val="0"/>
-              <w:spacing w:line="21" w:lineRule="atLeast"/>
+              <w:spacing w:line="26" w:lineRule="atLeast"/>
               <w:jc w:val="center"/>
               <w:textAlignment w:val="center"/>
               <w:rPr>
@@ -1616,7 +1631,7 @@
               <w:keepLines w:val="0"/>
               <w:widowControl/>
               <w:suppressLineNumbers w:val="0"/>
-              <w:spacing w:line="21" w:lineRule="atLeast"/>
+              <w:spacing w:line="26" w:lineRule="atLeast"/>
               <w:jc w:val="center"/>
               <w:textAlignment w:val="center"/>
               <w:rPr>
@@ -1714,7 +1729,7 @@
               <w:keepLines w:val="0"/>
               <w:widowControl/>
               <w:suppressLineNumbers w:val="0"/>
-              <w:spacing w:line="21" w:lineRule="atLeast"/>
+              <w:spacing w:line="26" w:lineRule="atLeast"/>
               <w:jc w:val="center"/>
               <w:textAlignment w:val="center"/>
               <w:rPr>
@@ -1793,7 +1808,7 @@
               <w:keepLines w:val="0"/>
               <w:widowControl/>
               <w:suppressLineNumbers w:val="0"/>
-              <w:spacing w:line="21" w:lineRule="atLeast"/>
+              <w:spacing w:line="26" w:lineRule="atLeast"/>
               <w:jc w:val="center"/>
               <w:textAlignment w:val="center"/>
               <w:rPr>
@@ -1857,7 +1872,7 @@
         <w:keepLines w:val="0"/>
         <w:widowControl/>
         <w:suppressLineNumbers w:val="0"/>
-        <w:spacing w:line="21" w:lineRule="atLeast"/>
+        <w:spacing w:line="26" w:lineRule="atLeast"/>
       </w:pPr>
       <w:r>
         <w:t>四. 학력</w:t>
@@ -1933,7 +1948,7 @@
               <w:keepLines w:val="0"/>
               <w:widowControl/>
               <w:suppressLineNumbers w:val="0"/>
-              <w:spacing w:line="21" w:lineRule="atLeast"/>
+              <w:spacing w:line="26" w:lineRule="atLeast"/>
               <w:jc w:val="center"/>
               <w:textAlignment w:val="center"/>
               <w:rPr>
@@ -1983,7 +1998,7 @@
               <w:keepLines w:val="0"/>
               <w:widowControl/>
               <w:suppressLineNumbers w:val="0"/>
-              <w:spacing w:line="21" w:lineRule="atLeast"/>
+              <w:spacing w:line="26" w:lineRule="atLeast"/>
               <w:jc w:val="center"/>
               <w:textAlignment w:val="center"/>
               <w:rPr>
@@ -2033,7 +2048,7 @@
               <w:keepLines w:val="0"/>
               <w:widowControl/>
               <w:suppressLineNumbers w:val="0"/>
-              <w:spacing w:line="21" w:lineRule="atLeast"/>
+              <w:spacing w:line="26" w:lineRule="atLeast"/>
               <w:jc w:val="center"/>
               <w:textAlignment w:val="center"/>
               <w:rPr>
@@ -2083,7 +2098,7 @@
               <w:keepLines w:val="0"/>
               <w:widowControl/>
               <w:suppressLineNumbers w:val="0"/>
-              <w:spacing w:line="21" w:lineRule="atLeast"/>
+              <w:spacing w:line="26" w:lineRule="atLeast"/>
               <w:jc w:val="center"/>
               <w:textAlignment w:val="center"/>
               <w:rPr>
@@ -2133,7 +2148,7 @@
               <w:keepLines w:val="0"/>
               <w:widowControl/>
               <w:suppressLineNumbers w:val="0"/>
-              <w:spacing w:line="21" w:lineRule="atLeast"/>
+              <w:spacing w:line="26" w:lineRule="atLeast"/>
               <w:jc w:val="center"/>
               <w:textAlignment w:val="center"/>
               <w:rPr>
@@ -2156,6 +2171,254 @@
                 <w:bdr w:val="none" w:color="auto" w:sz="0" w:space="0"/>
               </w:rPr>
               <w:t>학위/자격</w:t>
+            </w:r>
+          </w:p>
+        </w:tc>
+      </w:tr>
+      <w:tr>
+        <w:tblPrEx>
+          <w:tblBorders>
+            <w:top w:val="none" w:color="auto" w:sz="0" w:space="0"/>
+            <w:left w:val="none" w:color="auto" w:sz="0" w:space="0"/>
+            <w:bottom w:val="none" w:color="auto" w:sz="0" w:space="0"/>
+            <w:right w:val="none" w:color="auto" w:sz="0" w:space="0"/>
+            <w:insideH w:val="none" w:color="auto" w:sz="0" w:space="0"/>
+            <w:insideV w:val="none" w:color="auto" w:sz="0" w:space="0"/>
+          </w:tblBorders>
+          <w:tblCellMar>
+            <w:top w:w="15" w:type="dxa"/>
+            <w:left w:w="15" w:type="dxa"/>
+            <w:bottom w:w="15" w:type="dxa"/>
+            <w:right w:w="15" w:type="dxa"/>
+          </w:tblCellMar>
+        </w:tblPrEx>
+        <w:tc>
+          <w:tcPr>
+            <w:tcW w:w="0" w:type="auto"/>
+            <w:tcBorders>
+              <w:top w:val="single" w:color="8A7A55" w:sz="6" w:space="0"/>
+              <w:left w:val="single" w:color="8A7A55" w:sz="6" w:space="0"/>
+              <w:bottom w:val="single" w:color="8A7A55" w:sz="6" w:space="0"/>
+              <w:right w:val="single" w:color="8A7A55" w:sz="6" w:space="0"/>
+            </w:tcBorders>
+            <w:shd w:val="clear"/>
+            <w:tcMar>
+              <w:top w:w="100" w:type="dxa"/>
+              <w:left w:w="140" w:type="dxa"/>
+              <w:bottom w:w="100" w:type="dxa"/>
+              <w:right w:w="140" w:type="dxa"/>
+            </w:tcMar>
+            <w:vAlign w:val="center"/>
+          </w:tcPr>
+          <w:p>
+            <w:pPr>
+              <w:keepNext w:val="0"/>
+              <w:keepLines w:val="0"/>
+              <w:widowControl/>
+              <w:suppressLineNumbers w:val="0"/>
+              <w:spacing w:line="26" w:lineRule="atLeast"/>
+              <w:jc w:val="left"/>
+              <w:textAlignment w:val="center"/>
+              <w:rPr>
+                <w:rFonts w:hint="eastAsia" w:ascii="Malgun Gothic" w:hAnsi="Malgun Gothic" w:eastAsia="Malgun Gothic" w:cs="Malgun Gothic"/>
+                <w:color w:val="26221A"/>
+                <w:sz w:val="20"/>
+                <w:szCs w:val="20"/>
+              </w:rPr>
+            </w:pPr>
+            <w:r>
+              <w:rPr>
+                <w:rFonts w:hint="eastAsia" w:ascii="Malgun Gothic" w:hAnsi="Malgun Gothic" w:eastAsia="Malgun Gothic" w:cs="Malgun Gothic"/>
+                <w:color w:val="26221A"/>
+                <w:sz w:val="20"/>
+                <w:szCs w:val="20"/>
+                <w:bdr w:val="none" w:color="auto" w:sz="0" w:space="0"/>
+              </w:rPr>
+              <w:t> </w:t>
+            </w:r>
+          </w:p>
+        </w:tc>
+        <w:tc>
+          <w:tcPr>
+            <w:tcW w:w="0" w:type="auto"/>
+            <w:tcBorders>
+              <w:top w:val="single" w:color="8A7A55" w:sz="6" w:space="0"/>
+              <w:left w:val="single" w:color="8A7A55" w:sz="6" w:space="0"/>
+              <w:bottom w:val="single" w:color="8A7A55" w:sz="6" w:space="0"/>
+              <w:right w:val="single" w:color="8A7A55" w:sz="6" w:space="0"/>
+            </w:tcBorders>
+            <w:shd w:val="clear"/>
+            <w:tcMar>
+              <w:top w:w="100" w:type="dxa"/>
+              <w:left w:w="140" w:type="dxa"/>
+              <w:bottom w:w="100" w:type="dxa"/>
+              <w:right w:w="140" w:type="dxa"/>
+            </w:tcMar>
+            <w:vAlign w:val="center"/>
+          </w:tcPr>
+          <w:p>
+            <w:pPr>
+              <w:keepNext w:val="0"/>
+              <w:keepLines w:val="0"/>
+              <w:widowControl/>
+              <w:suppressLineNumbers w:val="0"/>
+              <w:spacing w:line="26" w:lineRule="atLeast"/>
+              <w:jc w:val="left"/>
+              <w:textAlignment w:val="center"/>
+              <w:rPr>
+                <w:rFonts w:hint="eastAsia" w:ascii="Malgun Gothic" w:hAnsi="Malgun Gothic" w:eastAsia="Malgun Gothic" w:cs="Malgun Gothic"/>
+                <w:color w:val="26221A"/>
+                <w:sz w:val="20"/>
+                <w:szCs w:val="20"/>
+              </w:rPr>
+            </w:pPr>
+            <w:r>
+              <w:rPr>
+                <w:rFonts w:hint="eastAsia" w:ascii="Malgun Gothic" w:hAnsi="Malgun Gothic" w:eastAsia="Malgun Gothic" w:cs="Malgun Gothic"/>
+                <w:color w:val="26221A"/>
+                <w:sz w:val="20"/>
+                <w:szCs w:val="20"/>
+                <w:bdr w:val="none" w:color="auto" w:sz="0" w:space="0"/>
+              </w:rPr>
+              <w:t> </w:t>
+            </w:r>
+          </w:p>
+        </w:tc>
+        <w:tc>
+          <w:tcPr>
+            <w:tcW w:w="0" w:type="auto"/>
+            <w:tcBorders>
+              <w:top w:val="single" w:color="8A7A55" w:sz="6" w:space="0"/>
+              <w:left w:val="single" w:color="8A7A55" w:sz="6" w:space="0"/>
+              <w:bottom w:val="single" w:color="8A7A55" w:sz="6" w:space="0"/>
+              <w:right w:val="single" w:color="8A7A55" w:sz="6" w:space="0"/>
+            </w:tcBorders>
+            <w:shd w:val="clear"/>
+            <w:tcMar>
+              <w:top w:w="100" w:type="dxa"/>
+              <w:left w:w="140" w:type="dxa"/>
+              <w:bottom w:w="100" w:type="dxa"/>
+              <w:right w:w="140" w:type="dxa"/>
+            </w:tcMar>
+            <w:vAlign w:val="center"/>
+          </w:tcPr>
+          <w:p>
+            <w:pPr>
+              <w:keepNext w:val="0"/>
+              <w:keepLines w:val="0"/>
+              <w:widowControl/>
+              <w:suppressLineNumbers w:val="0"/>
+              <w:spacing w:line="26" w:lineRule="atLeast"/>
+              <w:jc w:val="left"/>
+              <w:textAlignment w:val="center"/>
+              <w:rPr>
+                <w:rFonts w:hint="eastAsia" w:ascii="Malgun Gothic" w:hAnsi="Malgun Gothic" w:eastAsia="Malgun Gothic" w:cs="Malgun Gothic"/>
+                <w:color w:val="26221A"/>
+                <w:sz w:val="20"/>
+                <w:szCs w:val="20"/>
+              </w:rPr>
+            </w:pPr>
+            <w:r>
+              <w:rPr>
+                <w:rFonts w:hint="eastAsia" w:ascii="Malgun Gothic" w:hAnsi="Malgun Gothic" w:eastAsia="Malgun Gothic" w:cs="Malgun Gothic"/>
+                <w:color w:val="26221A"/>
+                <w:sz w:val="20"/>
+                <w:szCs w:val="20"/>
+                <w:bdr w:val="none" w:color="auto" w:sz="0" w:space="0"/>
+              </w:rPr>
+              <w:t> </w:t>
+            </w:r>
+          </w:p>
+        </w:tc>
+        <w:tc>
+          <w:tcPr>
+            <w:tcW w:w="0" w:type="auto"/>
+            <w:tcBorders>
+              <w:top w:val="single" w:color="8A7A55" w:sz="6" w:space="0"/>
+              <w:left w:val="single" w:color="8A7A55" w:sz="6" w:space="0"/>
+              <w:bottom w:val="single" w:color="8A7A55" w:sz="6" w:space="0"/>
+              <w:right w:val="single" w:color="8A7A55" w:sz="6" w:space="0"/>
+            </w:tcBorders>
+            <w:shd w:val="clear"/>
+            <w:tcMar>
+              <w:top w:w="100" w:type="dxa"/>
+              <w:left w:w="140" w:type="dxa"/>
+              <w:bottom w:w="100" w:type="dxa"/>
+              <w:right w:w="140" w:type="dxa"/>
+            </w:tcMar>
+            <w:vAlign w:val="center"/>
+          </w:tcPr>
+          <w:p>
+            <w:pPr>
+              <w:keepNext w:val="0"/>
+              <w:keepLines w:val="0"/>
+              <w:widowControl/>
+              <w:suppressLineNumbers w:val="0"/>
+              <w:spacing w:line="26" w:lineRule="atLeast"/>
+              <w:jc w:val="left"/>
+              <w:textAlignment w:val="center"/>
+              <w:rPr>
+                <w:rFonts w:hint="eastAsia" w:ascii="Malgun Gothic" w:hAnsi="Malgun Gothic" w:eastAsia="Malgun Gothic" w:cs="Malgun Gothic"/>
+                <w:color w:val="26221A"/>
+                <w:sz w:val="20"/>
+                <w:szCs w:val="20"/>
+              </w:rPr>
+            </w:pPr>
+            <w:r>
+              <w:rPr>
+                <w:rFonts w:hint="eastAsia" w:ascii="Malgun Gothic" w:hAnsi="Malgun Gothic" w:eastAsia="Malgun Gothic" w:cs="Malgun Gothic"/>
+                <w:color w:val="26221A"/>
+                <w:sz w:val="20"/>
+                <w:szCs w:val="20"/>
+                <w:bdr w:val="none" w:color="auto" w:sz="0" w:space="0"/>
+              </w:rPr>
+              <w:t> </w:t>
+            </w:r>
+          </w:p>
+        </w:tc>
+        <w:tc>
+          <w:tcPr>
+            <w:tcW w:w="0" w:type="auto"/>
+            <w:tcBorders>
+              <w:top w:val="single" w:color="8A7A55" w:sz="6" w:space="0"/>
+              <w:left w:val="single" w:color="8A7A55" w:sz="6" w:space="0"/>
+              <w:bottom w:val="single" w:color="8A7A55" w:sz="6" w:space="0"/>
+              <w:right w:val="single" w:color="8A7A55" w:sz="6" w:space="0"/>
+            </w:tcBorders>
+            <w:shd w:val="clear"/>
+            <w:tcMar>
+              <w:top w:w="100" w:type="dxa"/>
+              <w:left w:w="140" w:type="dxa"/>
+              <w:bottom w:w="100" w:type="dxa"/>
+              <w:right w:w="140" w:type="dxa"/>
+            </w:tcMar>
+            <w:vAlign w:val="center"/>
+          </w:tcPr>
+          <w:p>
+            <w:pPr>
+              <w:keepNext w:val="0"/>
+              <w:keepLines w:val="0"/>
+              <w:widowControl/>
+              <w:suppressLineNumbers w:val="0"/>
+              <w:spacing w:line="26" w:lineRule="atLeast"/>
+              <w:jc w:val="left"/>
+              <w:textAlignment w:val="center"/>
+              <w:rPr>
+                <w:rFonts w:hint="eastAsia" w:ascii="Malgun Gothic" w:hAnsi="Malgun Gothic" w:eastAsia="Malgun Gothic" w:cs="Malgun Gothic"/>
+                <w:color w:val="26221A"/>
+                <w:sz w:val="20"/>
+                <w:szCs w:val="20"/>
+              </w:rPr>
+            </w:pPr>
+            <w:r>
+              <w:rPr>
+                <w:rFonts w:hint="eastAsia" w:ascii="Malgun Gothic" w:hAnsi="Malgun Gothic" w:eastAsia="Malgun Gothic" w:cs="Malgun Gothic"/>
+                <w:color w:val="26221A"/>
+                <w:sz w:val="20"/>
+                <w:szCs w:val="20"/>
+                <w:bdr w:val="none" w:color="auto" w:sz="0" w:space="0"/>
+              </w:rPr>
+              <w:t> </w:t>
             </w:r>
           </w:p>
         </w:tc>
@@ -2202,7 +2465,7 @@
               <w:keepLines w:val="0"/>
               <w:widowControl/>
               <w:suppressLineNumbers w:val="0"/>
-              <w:spacing w:line="21" w:lineRule="atLeast"/>
+              <w:spacing w:line="26" w:lineRule="atLeast"/>
               <w:jc w:val="left"/>
               <w:textAlignment w:val="center"/>
               <w:rPr>
@@ -2248,7 +2511,7 @@
               <w:keepLines w:val="0"/>
               <w:widowControl/>
               <w:suppressLineNumbers w:val="0"/>
-              <w:spacing w:line="21" w:lineRule="atLeast"/>
+              <w:spacing w:line="26" w:lineRule="atLeast"/>
               <w:jc w:val="left"/>
               <w:textAlignment w:val="center"/>
               <w:rPr>
@@ -2294,7 +2557,7 @@
               <w:keepLines w:val="0"/>
               <w:widowControl/>
               <w:suppressLineNumbers w:val="0"/>
-              <w:spacing w:line="21" w:lineRule="atLeast"/>
+              <w:spacing w:line="26" w:lineRule="atLeast"/>
               <w:jc w:val="left"/>
               <w:textAlignment w:val="center"/>
               <w:rPr>
@@ -2340,7 +2603,7 @@
               <w:keepLines w:val="0"/>
               <w:widowControl/>
               <w:suppressLineNumbers w:val="0"/>
-              <w:spacing w:line="21" w:lineRule="atLeast"/>
+              <w:spacing w:line="26" w:lineRule="atLeast"/>
               <w:jc w:val="left"/>
               <w:textAlignment w:val="center"/>
               <w:rPr>
@@ -2386,7 +2649,7 @@
               <w:keepLines w:val="0"/>
               <w:widowControl/>
               <w:suppressLineNumbers w:val="0"/>
-              <w:spacing w:line="21" w:lineRule="atLeast"/>
+              <w:spacing w:line="26" w:lineRule="atLeast"/>
               <w:jc w:val="left"/>
               <w:textAlignment w:val="center"/>
               <w:rPr>
@@ -2451,7 +2714,7 @@
               <w:keepLines w:val="0"/>
               <w:widowControl/>
               <w:suppressLineNumbers w:val="0"/>
-              <w:spacing w:line="21" w:lineRule="atLeast"/>
+              <w:spacing w:line="26" w:lineRule="atLeast"/>
               <w:jc w:val="left"/>
               <w:textAlignment w:val="center"/>
               <w:rPr>
@@ -2497,7 +2760,7 @@
               <w:keepLines w:val="0"/>
               <w:widowControl/>
               <w:suppressLineNumbers w:val="0"/>
-              <w:spacing w:line="21" w:lineRule="atLeast"/>
+              <w:spacing w:line="26" w:lineRule="atLeast"/>
               <w:jc w:val="left"/>
               <w:textAlignment w:val="center"/>
               <w:rPr>
@@ -2543,7 +2806,7 @@
               <w:keepLines w:val="0"/>
               <w:widowControl/>
               <w:suppressLineNumbers w:val="0"/>
-              <w:spacing w:line="21" w:lineRule="atLeast"/>
+              <w:spacing w:line="26" w:lineRule="atLeast"/>
               <w:jc w:val="left"/>
               <w:textAlignment w:val="center"/>
               <w:rPr>
@@ -2589,7 +2852,7 @@
               <w:keepLines w:val="0"/>
               <w:widowControl/>
               <w:suppressLineNumbers w:val="0"/>
-              <w:spacing w:line="21" w:lineRule="atLeast"/>
+              <w:spacing w:line="26" w:lineRule="atLeast"/>
               <w:jc w:val="left"/>
               <w:textAlignment w:val="center"/>
               <w:rPr>
@@ -2635,256 +2898,7 @@
               <w:keepLines w:val="0"/>
               <w:widowControl/>
               <w:suppressLineNumbers w:val="0"/>
-              <w:spacing w:line="21" w:lineRule="atLeast"/>
-              <w:jc w:val="left"/>
-              <w:textAlignment w:val="center"/>
-              <w:rPr>
-                <w:rFonts w:hint="eastAsia" w:ascii="Malgun Gothic" w:hAnsi="Malgun Gothic" w:eastAsia="Malgun Gothic" w:cs="Malgun Gothic"/>
-                <w:color w:val="26221A"/>
-                <w:sz w:val="20"/>
-                <w:szCs w:val="20"/>
-              </w:rPr>
-            </w:pPr>
-            <w:r>
-              <w:rPr>
-                <w:rFonts w:hint="eastAsia" w:ascii="Malgun Gothic" w:hAnsi="Malgun Gothic" w:eastAsia="Malgun Gothic" w:cs="Malgun Gothic"/>
-                <w:color w:val="26221A"/>
-                <w:sz w:val="20"/>
-                <w:szCs w:val="20"/>
-                <w:bdr w:val="none" w:color="auto" w:sz="0" w:space="0"/>
-              </w:rPr>
-              <w:t> </w:t>
-            </w:r>
-          </w:p>
-        </w:tc>
-      </w:tr>
-      <w:tr>
-        <w:tblPrEx>
-          <w:tblBorders>
-            <w:top w:val="none" w:color="auto" w:sz="0" w:space="0"/>
-            <w:left w:val="none" w:color="auto" w:sz="0" w:space="0"/>
-            <w:bottom w:val="none" w:color="auto" w:sz="0" w:space="0"/>
-            <w:right w:val="none" w:color="auto" w:sz="0" w:space="0"/>
-            <w:insideH w:val="none" w:color="auto" w:sz="0" w:space="0"/>
-            <w:insideV w:val="none" w:color="auto" w:sz="0" w:space="0"/>
-          </w:tblBorders>
-          <w:shd w:val="clear"/>
-          <w:tblCellMar>
-            <w:top w:w="15" w:type="dxa"/>
-            <w:left w:w="15" w:type="dxa"/>
-            <w:bottom w:w="15" w:type="dxa"/>
-            <w:right w:w="15" w:type="dxa"/>
-          </w:tblCellMar>
-        </w:tblPrEx>
-        <w:tc>
-          <w:tcPr>
-            <w:tcW w:w="0" w:type="auto"/>
-            <w:tcBorders>
-              <w:top w:val="single" w:color="8A7A55" w:sz="6" w:space="0"/>
-              <w:left w:val="single" w:color="8A7A55" w:sz="6" w:space="0"/>
-              <w:bottom w:val="single" w:color="8A7A55" w:sz="6" w:space="0"/>
-              <w:right w:val="single" w:color="8A7A55" w:sz="6" w:space="0"/>
-            </w:tcBorders>
-            <w:shd w:val="clear"/>
-            <w:tcMar>
-              <w:top w:w="100" w:type="dxa"/>
-              <w:left w:w="140" w:type="dxa"/>
-              <w:bottom w:w="100" w:type="dxa"/>
-              <w:right w:w="140" w:type="dxa"/>
-            </w:tcMar>
-            <w:vAlign w:val="center"/>
-          </w:tcPr>
-          <w:p>
-            <w:pPr>
-              <w:keepNext w:val="0"/>
-              <w:keepLines w:val="0"/>
-              <w:widowControl/>
-              <w:suppressLineNumbers w:val="0"/>
-              <w:spacing w:line="21" w:lineRule="atLeast"/>
-              <w:jc w:val="left"/>
-              <w:textAlignment w:val="center"/>
-              <w:rPr>
-                <w:rFonts w:hint="eastAsia" w:ascii="Malgun Gothic" w:hAnsi="Malgun Gothic" w:eastAsia="Malgun Gothic" w:cs="Malgun Gothic"/>
-                <w:color w:val="26221A"/>
-                <w:sz w:val="20"/>
-                <w:szCs w:val="20"/>
-              </w:rPr>
-            </w:pPr>
-            <w:r>
-              <w:rPr>
-                <w:rFonts w:hint="eastAsia" w:ascii="Malgun Gothic" w:hAnsi="Malgun Gothic" w:eastAsia="Malgun Gothic" w:cs="Malgun Gothic"/>
-                <w:color w:val="26221A"/>
-                <w:sz w:val="20"/>
-                <w:szCs w:val="20"/>
-                <w:bdr w:val="none" w:color="auto" w:sz="0" w:space="0"/>
-              </w:rPr>
-              <w:t> </w:t>
-            </w:r>
-          </w:p>
-        </w:tc>
-        <w:tc>
-          <w:tcPr>
-            <w:tcW w:w="0" w:type="auto"/>
-            <w:tcBorders>
-              <w:top w:val="single" w:color="8A7A55" w:sz="6" w:space="0"/>
-              <w:left w:val="single" w:color="8A7A55" w:sz="6" w:space="0"/>
-              <w:bottom w:val="single" w:color="8A7A55" w:sz="6" w:space="0"/>
-              <w:right w:val="single" w:color="8A7A55" w:sz="6" w:space="0"/>
-            </w:tcBorders>
-            <w:shd w:val="clear"/>
-            <w:tcMar>
-              <w:top w:w="100" w:type="dxa"/>
-              <w:left w:w="140" w:type="dxa"/>
-              <w:bottom w:w="100" w:type="dxa"/>
-              <w:right w:w="140" w:type="dxa"/>
-            </w:tcMar>
-            <w:vAlign w:val="center"/>
-          </w:tcPr>
-          <w:p>
-            <w:pPr>
-              <w:keepNext w:val="0"/>
-              <w:keepLines w:val="0"/>
-              <w:widowControl/>
-              <w:suppressLineNumbers w:val="0"/>
-              <w:spacing w:line="21" w:lineRule="atLeast"/>
-              <w:jc w:val="left"/>
-              <w:textAlignment w:val="center"/>
-              <w:rPr>
-                <w:rFonts w:hint="eastAsia" w:ascii="Malgun Gothic" w:hAnsi="Malgun Gothic" w:eastAsia="Malgun Gothic" w:cs="Malgun Gothic"/>
-                <w:color w:val="26221A"/>
-                <w:sz w:val="20"/>
-                <w:szCs w:val="20"/>
-              </w:rPr>
-            </w:pPr>
-            <w:r>
-              <w:rPr>
-                <w:rFonts w:hint="eastAsia" w:ascii="Malgun Gothic" w:hAnsi="Malgun Gothic" w:eastAsia="Malgun Gothic" w:cs="Malgun Gothic"/>
-                <w:color w:val="26221A"/>
-                <w:sz w:val="20"/>
-                <w:szCs w:val="20"/>
-                <w:bdr w:val="none" w:color="auto" w:sz="0" w:space="0"/>
-              </w:rPr>
-              <w:t> </w:t>
-            </w:r>
-          </w:p>
-        </w:tc>
-        <w:tc>
-          <w:tcPr>
-            <w:tcW w:w="0" w:type="auto"/>
-            <w:tcBorders>
-              <w:top w:val="single" w:color="8A7A55" w:sz="6" w:space="0"/>
-              <w:left w:val="single" w:color="8A7A55" w:sz="6" w:space="0"/>
-              <w:bottom w:val="single" w:color="8A7A55" w:sz="6" w:space="0"/>
-              <w:right w:val="single" w:color="8A7A55" w:sz="6" w:space="0"/>
-            </w:tcBorders>
-            <w:shd w:val="clear"/>
-            <w:tcMar>
-              <w:top w:w="100" w:type="dxa"/>
-              <w:left w:w="140" w:type="dxa"/>
-              <w:bottom w:w="100" w:type="dxa"/>
-              <w:right w:w="140" w:type="dxa"/>
-            </w:tcMar>
-            <w:vAlign w:val="center"/>
-          </w:tcPr>
-          <w:p>
-            <w:pPr>
-              <w:keepNext w:val="0"/>
-              <w:keepLines w:val="0"/>
-              <w:widowControl/>
-              <w:suppressLineNumbers w:val="0"/>
-              <w:spacing w:line="21" w:lineRule="atLeast"/>
-              <w:jc w:val="left"/>
-              <w:textAlignment w:val="center"/>
-              <w:rPr>
-                <w:rFonts w:hint="eastAsia" w:ascii="Malgun Gothic" w:hAnsi="Malgun Gothic" w:eastAsia="Malgun Gothic" w:cs="Malgun Gothic"/>
-                <w:color w:val="26221A"/>
-                <w:sz w:val="20"/>
-                <w:szCs w:val="20"/>
-              </w:rPr>
-            </w:pPr>
-            <w:r>
-              <w:rPr>
-                <w:rFonts w:hint="eastAsia" w:ascii="Malgun Gothic" w:hAnsi="Malgun Gothic" w:eastAsia="Malgun Gothic" w:cs="Malgun Gothic"/>
-                <w:color w:val="26221A"/>
-                <w:sz w:val="20"/>
-                <w:szCs w:val="20"/>
-                <w:bdr w:val="none" w:color="auto" w:sz="0" w:space="0"/>
-              </w:rPr>
-              <w:t> </w:t>
-            </w:r>
-          </w:p>
-        </w:tc>
-        <w:tc>
-          <w:tcPr>
-            <w:tcW w:w="0" w:type="auto"/>
-            <w:tcBorders>
-              <w:top w:val="single" w:color="8A7A55" w:sz="6" w:space="0"/>
-              <w:left w:val="single" w:color="8A7A55" w:sz="6" w:space="0"/>
-              <w:bottom w:val="single" w:color="8A7A55" w:sz="6" w:space="0"/>
-              <w:right w:val="single" w:color="8A7A55" w:sz="6" w:space="0"/>
-            </w:tcBorders>
-            <w:shd w:val="clear"/>
-            <w:tcMar>
-              <w:top w:w="100" w:type="dxa"/>
-              <w:left w:w="140" w:type="dxa"/>
-              <w:bottom w:w="100" w:type="dxa"/>
-              <w:right w:w="140" w:type="dxa"/>
-            </w:tcMar>
-            <w:vAlign w:val="center"/>
-          </w:tcPr>
-          <w:p>
-            <w:pPr>
-              <w:keepNext w:val="0"/>
-              <w:keepLines w:val="0"/>
-              <w:widowControl/>
-              <w:suppressLineNumbers w:val="0"/>
-              <w:spacing w:line="21" w:lineRule="atLeast"/>
-              <w:jc w:val="left"/>
-              <w:textAlignment w:val="center"/>
-              <w:rPr>
-                <w:rFonts w:hint="eastAsia" w:ascii="Malgun Gothic" w:hAnsi="Malgun Gothic" w:eastAsia="Malgun Gothic" w:cs="Malgun Gothic"/>
-                <w:color w:val="26221A"/>
-                <w:sz w:val="20"/>
-                <w:szCs w:val="20"/>
-              </w:rPr>
-            </w:pPr>
-            <w:r>
-              <w:rPr>
-                <w:rFonts w:hint="eastAsia" w:ascii="Malgun Gothic" w:hAnsi="Malgun Gothic" w:eastAsia="Malgun Gothic" w:cs="Malgun Gothic"/>
-                <w:color w:val="26221A"/>
-                <w:sz w:val="20"/>
-                <w:szCs w:val="20"/>
-                <w:bdr w:val="none" w:color="auto" w:sz="0" w:space="0"/>
-              </w:rPr>
-              <w:t> </w:t>
-            </w:r>
-          </w:p>
-        </w:tc>
-        <w:tc>
-          <w:tcPr>
-            <w:tcW w:w="0" w:type="auto"/>
-            <w:tcBorders>
-              <w:top w:val="single" w:color="8A7A55" w:sz="6" w:space="0"/>
-              <w:left w:val="single" w:color="8A7A55" w:sz="6" w:space="0"/>
-              <w:bottom w:val="single" w:color="8A7A55" w:sz="6" w:space="0"/>
-              <w:right w:val="single" w:color="8A7A55" w:sz="6" w:space="0"/>
-            </w:tcBorders>
-            <w:shd w:val="clear"/>
-            <w:tcMar>
-              <w:top w:w="100" w:type="dxa"/>
-              <w:left w:w="140" w:type="dxa"/>
-              <w:bottom w:w="100" w:type="dxa"/>
-              <w:right w:w="140" w:type="dxa"/>
-            </w:tcMar>
-            <w:vAlign w:val="center"/>
-          </w:tcPr>
-          <w:p>
-            <w:pPr>
-              <w:keepNext w:val="0"/>
-              <w:keepLines w:val="0"/>
-              <w:widowControl/>
-              <w:suppressLineNumbers w:val="0"/>
-              <w:spacing w:line="21" w:lineRule="atLeast"/>
+              <w:spacing w:line="26" w:lineRule="atLeast"/>
               <w:jc w:val="left"/>
               <w:textAlignment w:val="center"/>
               <w:rPr>
@@ -2915,7 +2929,7 @@
         <w:keepLines w:val="0"/>
         <w:widowControl/>
         <w:suppressLineNumbers w:val="0"/>
-        <w:spacing w:line="21" w:lineRule="atLeast"/>
+        <w:spacing w:line="26" w:lineRule="atLeast"/>
       </w:pPr>
       <w:r>
         <w:t>五. 사역 / 경력</w:t>
@@ -2959,6 +2973,7 @@
             <w:insideH w:val="none" w:color="auto" w:sz="0" w:space="0"/>
             <w:insideV w:val="none" w:color="auto" w:sz="0" w:space="0"/>
           </w:tblBorders>
+          <w:shd w:val="clear"/>
           <w:tblCellMar>
             <w:top w:w="15" w:type="dxa"/>
             <w:left w:w="15" w:type="dxa"/>
@@ -2990,7 +3005,7 @@
               <w:keepLines w:val="0"/>
               <w:widowControl/>
               <w:suppressLineNumbers w:val="0"/>
-              <w:spacing w:line="21" w:lineRule="atLeast"/>
+              <w:spacing w:line="26" w:lineRule="atLeast"/>
               <w:jc w:val="center"/>
               <w:textAlignment w:val="center"/>
               <w:rPr>
@@ -3040,7 +3055,7 @@
               <w:keepLines w:val="0"/>
               <w:widowControl/>
               <w:suppressLineNumbers w:val="0"/>
-              <w:spacing w:line="21" w:lineRule="atLeast"/>
+              <w:spacing w:line="26" w:lineRule="atLeast"/>
               <w:jc w:val="center"/>
               <w:textAlignment w:val="center"/>
               <w:rPr>
@@ -3090,7 +3105,7 @@
               <w:keepLines w:val="0"/>
               <w:widowControl/>
               <w:suppressLineNumbers w:val="0"/>
-              <w:spacing w:line="21" w:lineRule="atLeast"/>
+              <w:spacing w:line="26" w:lineRule="atLeast"/>
               <w:jc w:val="center"/>
               <w:textAlignment w:val="center"/>
               <w:rPr>
@@ -3140,7 +3155,7 @@
               <w:keepLines w:val="0"/>
               <w:widowControl/>
               <w:suppressLineNumbers w:val="0"/>
-              <w:spacing w:line="21" w:lineRule="atLeast"/>
+              <w:spacing w:line="26" w:lineRule="atLeast"/>
               <w:jc w:val="center"/>
               <w:textAlignment w:val="center"/>
               <w:rPr>
@@ -3190,7 +3205,7 @@
               <w:keepLines w:val="0"/>
               <w:widowControl/>
               <w:suppressLineNumbers w:val="0"/>
-              <w:spacing w:line="21" w:lineRule="atLeast"/>
+              <w:spacing w:line="26" w:lineRule="atLeast"/>
               <w:jc w:val="center"/>
               <w:textAlignment w:val="center"/>
               <w:rPr>
@@ -3259,7 +3274,7 @@
               <w:keepLines w:val="0"/>
               <w:widowControl/>
               <w:suppressLineNumbers w:val="0"/>
-              <w:spacing w:line="21" w:lineRule="atLeast"/>
+              <w:spacing w:line="26" w:lineRule="atLeast"/>
               <w:jc w:val="left"/>
               <w:textAlignment w:val="center"/>
               <w:rPr>
@@ -3305,7 +3320,7 @@
               <w:keepLines w:val="0"/>
               <w:widowControl/>
               <w:suppressLineNumbers w:val="0"/>
-              <w:spacing w:line="21" w:lineRule="atLeast"/>
+              <w:spacing w:line="26" w:lineRule="atLeast"/>
               <w:jc w:val="left"/>
               <w:textAlignment w:val="center"/>
               <w:rPr>
@@ -3351,7 +3366,7 @@
               <w:keepLines w:val="0"/>
               <w:widowControl/>
               <w:suppressLineNumbers w:val="0"/>
-              <w:spacing w:line="21" w:lineRule="atLeast"/>
+              <w:spacing w:line="26" w:lineRule="atLeast"/>
               <w:jc w:val="left"/>
               <w:textAlignment w:val="center"/>
               <w:rPr>
@@ -3397,7 +3412,7 @@
               <w:keepLines w:val="0"/>
               <w:widowControl/>
               <w:suppressLineNumbers w:val="0"/>
-              <w:spacing w:line="21" w:lineRule="atLeast"/>
+              <w:spacing w:line="26" w:lineRule="atLeast"/>
               <w:jc w:val="left"/>
               <w:textAlignment w:val="center"/>
               <w:rPr>
@@ -3443,7 +3458,7 @@
               <w:keepLines w:val="0"/>
               <w:widowControl/>
               <w:suppressLineNumbers w:val="0"/>
-              <w:spacing w:line="21" w:lineRule="atLeast"/>
+              <w:spacing w:line="26" w:lineRule="atLeast"/>
               <w:jc w:val="left"/>
               <w:textAlignment w:val="center"/>
               <w:rPr>
@@ -3508,7 +3523,7 @@
               <w:keepLines w:val="0"/>
               <w:widowControl/>
               <w:suppressLineNumbers w:val="0"/>
-              <w:spacing w:line="21" w:lineRule="atLeast"/>
+              <w:spacing w:line="26" w:lineRule="atLeast"/>
               <w:jc w:val="left"/>
               <w:textAlignment w:val="center"/>
               <w:rPr>
@@ -3554,7 +3569,7 @@
               <w:keepLines w:val="0"/>
               <w:widowControl/>
               <w:suppressLineNumbers w:val="0"/>
-              <w:spacing w:line="21" w:lineRule="atLeast"/>
+              <w:spacing w:line="26" w:lineRule="atLeast"/>
               <w:jc w:val="left"/>
               <w:textAlignment w:val="center"/>
               <w:rPr>
@@ -3600,7 +3615,7 @@
               <w:keepLines w:val="0"/>
               <w:widowControl/>
               <w:suppressLineNumbers w:val="0"/>
-              <w:spacing w:line="21" w:lineRule="atLeast"/>
+              <w:spacing w:line="26" w:lineRule="atLeast"/>
               <w:jc w:val="left"/>
               <w:textAlignment w:val="center"/>
               <w:rPr>
@@ -3646,7 +3661,7 @@
               <w:keepLines w:val="0"/>
               <w:widowControl/>
               <w:suppressLineNumbers w:val="0"/>
-              <w:spacing w:line="21" w:lineRule="atLeast"/>
+              <w:spacing w:line="26" w:lineRule="atLeast"/>
               <w:jc w:val="left"/>
               <w:textAlignment w:val="center"/>
               <w:rPr>
@@ -3692,7 +3707,7 @@
               <w:keepLines w:val="0"/>
               <w:widowControl/>
               <w:suppressLineNumbers w:val="0"/>
-              <w:spacing w:line="21" w:lineRule="atLeast"/>
+              <w:spacing w:line="26" w:lineRule="atLeast"/>
               <w:jc w:val="left"/>
               <w:textAlignment w:val="center"/>
               <w:rPr>
@@ -3725,6 +3740,7 @@
             <w:insideH w:val="none" w:color="auto" w:sz="0" w:space="0"/>
             <w:insideV w:val="none" w:color="auto" w:sz="0" w:space="0"/>
           </w:tblBorders>
+          <w:shd w:val="clear"/>
           <w:tblCellMar>
             <w:top w:w="15" w:type="dxa"/>
             <w:left w:w="15" w:type="dxa"/>
@@ -3756,7 +3772,7 @@
               <w:keepLines w:val="0"/>
               <w:widowControl/>
               <w:suppressLineNumbers w:val="0"/>
-              <w:spacing w:line="21" w:lineRule="atLeast"/>
+              <w:spacing w:line="26" w:lineRule="atLeast"/>
               <w:jc w:val="left"/>
               <w:textAlignment w:val="center"/>
               <w:rPr>
@@ -3802,7 +3818,7 @@
               <w:keepLines w:val="0"/>
               <w:widowControl/>
               <w:suppressLineNumbers w:val="0"/>
-              <w:spacing w:line="21" w:lineRule="atLeast"/>
+              <w:spacing w:line="26" w:lineRule="atLeast"/>
               <w:jc w:val="left"/>
               <w:textAlignment w:val="center"/>
               <w:rPr>
@@ -3848,7 +3864,7 @@
               <w:keepLines w:val="0"/>
               <w:widowControl/>
               <w:suppressLineNumbers w:val="0"/>
-              <w:spacing w:line="21" w:lineRule="atLeast"/>
+              <w:spacing w:line="26" w:lineRule="atLeast"/>
               <w:jc w:val="left"/>
               <w:textAlignment w:val="center"/>
               <w:rPr>
@@ -3894,7 +3910,7 @@
               <w:keepLines w:val="0"/>
               <w:widowControl/>
               <w:suppressLineNumbers w:val="0"/>
-              <w:spacing w:line="21" w:lineRule="atLeast"/>
+              <w:spacing w:line="26" w:lineRule="atLeast"/>
               <w:jc w:val="left"/>
               <w:textAlignment w:val="center"/>
               <w:rPr>
@@ -3940,7 +3956,7 @@
               <w:keepLines w:val="0"/>
               <w:widowControl/>
               <w:suppressLineNumbers w:val="0"/>
-              <w:spacing w:line="21" w:lineRule="atLeast"/>
+              <w:spacing w:line="26" w:lineRule="atLeast"/>
               <w:jc w:val="left"/>
               <w:textAlignment w:val="center"/>
               <w:rPr>
@@ -3971,7 +3987,7 @@
         <w:keepLines w:val="0"/>
         <w:widowControl/>
         <w:suppressLineNumbers w:val="0"/>
-        <w:spacing w:line="21" w:lineRule="atLeast"/>
+        <w:spacing w:line="26" w:lineRule="atLeast"/>
       </w:pPr>
       <w:r>
         <w:t>六. 가족 사항</w:t>
@@ -4046,7 +4062,7 @@
               <w:keepLines w:val="0"/>
               <w:widowControl/>
               <w:suppressLineNumbers w:val="0"/>
-              <w:spacing w:line="21" w:lineRule="atLeast"/>
+              <w:spacing w:line="26" w:lineRule="atLeast"/>
               <w:jc w:val="center"/>
               <w:textAlignment w:val="center"/>
               <w:rPr>
@@ -4096,7 +4112,7 @@
               <w:keepLines w:val="0"/>
               <w:widowControl/>
               <w:suppressLineNumbers w:val="0"/>
-              <w:spacing w:line="21" w:lineRule="atLeast"/>
+              <w:spacing w:line="26" w:lineRule="atLeast"/>
               <w:jc w:val="center"/>
               <w:textAlignment w:val="center"/>
               <w:rPr>
@@ -4146,7 +4162,7 @@
               <w:keepLines w:val="0"/>
               <w:widowControl/>
               <w:suppressLineNumbers w:val="0"/>
-              <w:spacing w:line="21" w:lineRule="atLeast"/>
+              <w:spacing w:line="26" w:lineRule="atLeast"/>
               <w:jc w:val="center"/>
               <w:textAlignment w:val="center"/>
               <w:rPr>
@@ -4196,7 +4212,7 @@
               <w:keepLines w:val="0"/>
               <w:widowControl/>
               <w:suppressLineNumbers w:val="0"/>
-              <w:spacing w:line="21" w:lineRule="atLeast"/>
+              <w:spacing w:line="26" w:lineRule="atLeast"/>
               <w:jc w:val="center"/>
               <w:textAlignment w:val="center"/>
               <w:rPr>
@@ -4219,6 +4235,410 @@
                 <w:bdr w:val="none" w:color="auto" w:sz="0" w:space="0"/>
               </w:rPr>
               <w:t>신앙</w:t>
+            </w:r>
+          </w:p>
+        </w:tc>
+      </w:tr>
+      <w:tr>
+        <w:tblPrEx>
+          <w:tblBorders>
+            <w:top w:val="none" w:color="auto" w:sz="0" w:space="0"/>
+            <w:left w:val="none" w:color="auto" w:sz="0" w:space="0"/>
+            <w:bottom w:val="none" w:color="auto" w:sz="0" w:space="0"/>
+            <w:right w:val="none" w:color="auto" w:sz="0" w:space="0"/>
+            <w:insideH w:val="none" w:color="auto" w:sz="0" w:space="0"/>
+            <w:insideV w:val="none" w:color="auto" w:sz="0" w:space="0"/>
+          </w:tblBorders>
+          <w:tblCellMar>
+            <w:top w:w="15" w:type="dxa"/>
+            <w:left w:w="15" w:type="dxa"/>
+            <w:bottom w:w="15" w:type="dxa"/>
+            <w:right w:w="15" w:type="dxa"/>
+          </w:tblCellMar>
+        </w:tblPrEx>
+        <w:tc>
+          <w:tcPr>
+            <w:tcW w:w="0" w:type="auto"/>
+            <w:tcBorders>
+              <w:top w:val="single" w:color="8A7A55" w:sz="6" w:space="0"/>
+              <w:left w:val="single" w:color="8A7A55" w:sz="6" w:space="0"/>
+              <w:bottom w:val="single" w:color="8A7A55" w:sz="6" w:space="0"/>
+              <w:right w:val="single" w:color="8A7A55" w:sz="6" w:space="0"/>
+            </w:tcBorders>
+            <w:shd w:val="clear"/>
+            <w:tcMar>
+              <w:top w:w="100" w:type="dxa"/>
+              <w:left w:w="140" w:type="dxa"/>
+              <w:bottom w:w="100" w:type="dxa"/>
+              <w:right w:w="140" w:type="dxa"/>
+            </w:tcMar>
+            <w:vAlign w:val="center"/>
+          </w:tcPr>
+          <w:p>
+            <w:pPr>
+              <w:keepNext w:val="0"/>
+              <w:keepLines w:val="0"/>
+              <w:widowControl/>
+              <w:suppressLineNumbers w:val="0"/>
+              <w:spacing w:line="26" w:lineRule="atLeast"/>
+              <w:jc w:val="left"/>
+              <w:textAlignment w:val="center"/>
+              <w:rPr>
+                <w:rFonts w:hint="eastAsia" w:ascii="Malgun Gothic" w:hAnsi="Malgun Gothic" w:eastAsia="Malgun Gothic" w:cs="Malgun Gothic"/>
+                <w:color w:val="26221A"/>
+                <w:sz w:val="20"/>
+                <w:szCs w:val="20"/>
+              </w:rPr>
+            </w:pPr>
+            <w:r>
+              <w:rPr>
+                <w:rFonts w:hint="eastAsia" w:ascii="Malgun Gothic" w:hAnsi="Malgun Gothic" w:eastAsia="Malgun Gothic" w:cs="Malgun Gothic"/>
+                <w:color w:val="26221A"/>
+                <w:sz w:val="20"/>
+                <w:szCs w:val="20"/>
+                <w:bdr w:val="none" w:color="auto" w:sz="0" w:space="0"/>
+              </w:rPr>
+              <w:t> </w:t>
+            </w:r>
+          </w:p>
+        </w:tc>
+        <w:tc>
+          <w:tcPr>
+            <w:tcW w:w="0" w:type="auto"/>
+            <w:tcBorders>
+              <w:top w:val="single" w:color="8A7A55" w:sz="6" w:space="0"/>
+              <w:left w:val="single" w:color="8A7A55" w:sz="6" w:space="0"/>
+              <w:bottom w:val="single" w:color="8A7A55" w:sz="6" w:space="0"/>
+              <w:right w:val="single" w:color="8A7A55" w:sz="6" w:space="0"/>
+            </w:tcBorders>
+            <w:shd w:val="clear"/>
+            <w:tcMar>
+              <w:top w:w="100" w:type="dxa"/>
+              <w:left w:w="140" w:type="dxa"/>
+              <w:bottom w:w="100" w:type="dxa"/>
+              <w:right w:w="140" w:type="dxa"/>
+            </w:tcMar>
+            <w:vAlign w:val="center"/>
+          </w:tcPr>
+          <w:p>
+            <w:pPr>
+              <w:keepNext w:val="0"/>
+              <w:keepLines w:val="0"/>
+              <w:widowControl/>
+              <w:suppressLineNumbers w:val="0"/>
+              <w:spacing w:line="26" w:lineRule="atLeast"/>
+              <w:jc w:val="left"/>
+              <w:textAlignment w:val="center"/>
+              <w:rPr>
+                <w:rFonts w:hint="eastAsia" w:ascii="Malgun Gothic" w:hAnsi="Malgun Gothic" w:eastAsia="Malgun Gothic" w:cs="Malgun Gothic"/>
+                <w:color w:val="26221A"/>
+                <w:sz w:val="20"/>
+                <w:szCs w:val="20"/>
+              </w:rPr>
+            </w:pPr>
+            <w:r>
+              <w:rPr>
+                <w:rFonts w:hint="eastAsia" w:ascii="Malgun Gothic" w:hAnsi="Malgun Gothic" w:eastAsia="Malgun Gothic" w:cs="Malgun Gothic"/>
+                <w:color w:val="26221A"/>
+                <w:sz w:val="20"/>
+                <w:szCs w:val="20"/>
+                <w:bdr w:val="none" w:color="auto" w:sz="0" w:space="0"/>
+              </w:rPr>
+              <w:t> </w:t>
+            </w:r>
+          </w:p>
+        </w:tc>
+        <w:tc>
+          <w:tcPr>
+            <w:tcW w:w="0" w:type="auto"/>
+            <w:tcBorders>
+              <w:top w:val="single" w:color="8A7A55" w:sz="6" w:space="0"/>
+              <w:left w:val="single" w:color="8A7A55" w:sz="6" w:space="0"/>
+              <w:bottom w:val="single" w:color="8A7A55" w:sz="6" w:space="0"/>
+              <w:right w:val="single" w:color="8A7A55" w:sz="6" w:space="0"/>
+            </w:tcBorders>
+            <w:shd w:val="clear"/>
+            <w:tcMar>
+              <w:top w:w="100" w:type="dxa"/>
+              <w:left w:w="140" w:type="dxa"/>
+              <w:bottom w:w="100" w:type="dxa"/>
+              <w:right w:w="140" w:type="dxa"/>
+            </w:tcMar>
+            <w:vAlign w:val="center"/>
+          </w:tcPr>
+          <w:p>
+            <w:pPr>
+              <w:keepNext w:val="0"/>
+              <w:keepLines w:val="0"/>
+              <w:widowControl/>
+              <w:suppressLineNumbers w:val="0"/>
+              <w:spacing w:line="26" w:lineRule="atLeast"/>
+              <w:jc w:val="left"/>
+              <w:textAlignment w:val="center"/>
+              <w:rPr>
+                <w:rFonts w:hint="eastAsia" w:ascii="Malgun Gothic" w:hAnsi="Malgun Gothic" w:eastAsia="Malgun Gothic" w:cs="Malgun Gothic"/>
+                <w:color w:val="26221A"/>
+                <w:sz w:val="20"/>
+                <w:szCs w:val="20"/>
+              </w:rPr>
+            </w:pPr>
+            <w:r>
+              <w:rPr>
+                <w:rFonts w:hint="eastAsia" w:ascii="Malgun Gothic" w:hAnsi="Malgun Gothic" w:eastAsia="Malgun Gothic" w:cs="Malgun Gothic"/>
+                <w:color w:val="26221A"/>
+                <w:sz w:val="20"/>
+                <w:szCs w:val="20"/>
+                <w:bdr w:val="none" w:color="auto" w:sz="0" w:space="0"/>
+              </w:rPr>
+              <w:t> </w:t>
+            </w:r>
+          </w:p>
+        </w:tc>
+        <w:tc>
+          <w:tcPr>
+            <w:tcW w:w="0" w:type="auto"/>
+            <w:tcBorders>
+              <w:top w:val="single" w:color="8A7A55" w:sz="6" w:space="0"/>
+              <w:left w:val="single" w:color="8A7A55" w:sz="6" w:space="0"/>
+              <w:bottom w:val="single" w:color="8A7A55" w:sz="6" w:space="0"/>
+              <w:right w:val="single" w:color="8A7A55" w:sz="6" w:space="0"/>
+            </w:tcBorders>
+            <w:shd w:val="clear"/>
+            <w:tcMar>
+              <w:top w:w="100" w:type="dxa"/>
+              <w:left w:w="140" w:type="dxa"/>
+              <w:bottom w:w="100" w:type="dxa"/>
+              <w:right w:w="140" w:type="dxa"/>
+            </w:tcMar>
+            <w:vAlign w:val="center"/>
+          </w:tcPr>
+          <w:p>
+            <w:pPr>
+              <w:keepNext w:val="0"/>
+              <w:keepLines w:val="0"/>
+              <w:widowControl/>
+              <w:suppressLineNumbers w:val="0"/>
+              <w:spacing w:line="26" w:lineRule="atLeast"/>
+              <w:jc w:val="left"/>
+              <w:textAlignment w:val="center"/>
+              <w:rPr>
+                <w:rFonts w:hint="eastAsia" w:ascii="Malgun Gothic" w:hAnsi="Malgun Gothic" w:eastAsia="Malgun Gothic" w:cs="Malgun Gothic"/>
+                <w:color w:val="26221A"/>
+                <w:sz w:val="20"/>
+                <w:szCs w:val="20"/>
+              </w:rPr>
+            </w:pPr>
+            <w:r>
+              <w:rPr>
+                <w:rFonts w:hint="eastAsia" w:ascii="Malgun Gothic" w:hAnsi="Malgun Gothic" w:eastAsia="Malgun Gothic" w:cs="Malgun Gothic"/>
+                <w:color w:val="26221A"/>
+                <w:sz w:val="20"/>
+                <w:szCs w:val="20"/>
+                <w:bdr w:val="none" w:color="auto" w:sz="0" w:space="0"/>
+              </w:rPr>
+              <w:t> </w:t>
+            </w:r>
+          </w:p>
+        </w:tc>
+      </w:tr>
+      <w:tr>
+        <w:tblPrEx>
+          <w:tblBorders>
+            <w:top w:val="none" w:color="auto" w:sz="0" w:space="0"/>
+            <w:left w:val="none" w:color="auto" w:sz="0" w:space="0"/>
+            <w:bottom w:val="none" w:color="auto" w:sz="0" w:space="0"/>
+            <w:right w:val="none" w:color="auto" w:sz="0" w:space="0"/>
+            <w:insideH w:val="none" w:color="auto" w:sz="0" w:space="0"/>
+            <w:insideV w:val="none" w:color="auto" w:sz="0" w:space="0"/>
+          </w:tblBorders>
+          <w:tblCellMar>
+            <w:top w:w="15" w:type="dxa"/>
+            <w:left w:w="15" w:type="dxa"/>
+            <w:bottom w:w="15" w:type="dxa"/>
+            <w:right w:w="15" w:type="dxa"/>
+          </w:tblCellMar>
+        </w:tblPrEx>
+        <w:tc>
+          <w:tcPr>
+            <w:tcW w:w="0" w:type="auto"/>
+            <w:tcBorders>
+              <w:top w:val="single" w:color="8A7A55" w:sz="6" w:space="0"/>
+              <w:left w:val="single" w:color="8A7A55" w:sz="6" w:space="0"/>
+              <w:bottom w:val="single" w:color="8A7A55" w:sz="6" w:space="0"/>
+              <w:right w:val="single" w:color="8A7A55" w:sz="6" w:space="0"/>
+            </w:tcBorders>
+            <w:shd w:val="clear"/>
+            <w:tcMar>
+              <w:top w:w="100" w:type="dxa"/>
+              <w:left w:w="140" w:type="dxa"/>
+              <w:bottom w:w="100" w:type="dxa"/>
+              <w:right w:w="140" w:type="dxa"/>
+            </w:tcMar>
+            <w:vAlign w:val="center"/>
+          </w:tcPr>
+          <w:p>
+            <w:pPr>
+              <w:keepNext w:val="0"/>
+              <w:keepLines w:val="0"/>
+              <w:widowControl/>
+              <w:suppressLineNumbers w:val="0"/>
+              <w:spacing w:line="26" w:lineRule="atLeast"/>
+              <w:jc w:val="left"/>
+              <w:textAlignment w:val="center"/>
+              <w:rPr>
+                <w:rFonts w:hint="eastAsia" w:ascii="Malgun Gothic" w:hAnsi="Malgun Gothic" w:eastAsia="Malgun Gothic" w:cs="Malgun Gothic"/>
+                <w:color w:val="26221A"/>
+                <w:sz w:val="20"/>
+                <w:szCs w:val="20"/>
+              </w:rPr>
+            </w:pPr>
+            <w:r>
+              <w:rPr>
+                <w:rFonts w:hint="eastAsia" w:ascii="Malgun Gothic" w:hAnsi="Malgun Gothic" w:eastAsia="Malgun Gothic" w:cs="Malgun Gothic"/>
+                <w:color w:val="26221A"/>
+                <w:sz w:val="20"/>
+                <w:szCs w:val="20"/>
+                <w:bdr w:val="none" w:color="auto" w:sz="0" w:space="0"/>
+              </w:rPr>
+              <w:t> </w:t>
+            </w:r>
+          </w:p>
+        </w:tc>
+        <w:tc>
+          <w:tcPr>
+            <w:tcW w:w="0" w:type="auto"/>
+            <w:tcBorders>
+              <w:top w:val="single" w:color="8A7A55" w:sz="6" w:space="0"/>
+              <w:left w:val="single" w:color="8A7A55" w:sz="6" w:space="0"/>
+              <w:bottom w:val="single" w:color="8A7A55" w:sz="6" w:space="0"/>
+              <w:right w:val="single" w:color="8A7A55" w:sz="6" w:space="0"/>
+            </w:tcBorders>
+            <w:shd w:val="clear"/>
+            <w:tcMar>
+              <w:top w:w="100" w:type="dxa"/>
+              <w:left w:w="140" w:type="dxa"/>
+              <w:bottom w:w="100" w:type="dxa"/>
+              <w:right w:w="140" w:type="dxa"/>
+            </w:tcMar>
+            <w:vAlign w:val="center"/>
+          </w:tcPr>
+          <w:p>
+            <w:pPr>
+              <w:keepNext w:val="0"/>
+              <w:keepLines w:val="0"/>
+              <w:widowControl/>
+              <w:suppressLineNumbers w:val="0"/>
+              <w:spacing w:line="26" w:lineRule="atLeast"/>
+              <w:jc w:val="left"/>
+              <w:textAlignment w:val="center"/>
+              <w:rPr>
+                <w:rFonts w:hint="eastAsia" w:ascii="Malgun Gothic" w:hAnsi="Malgun Gothic" w:eastAsia="Malgun Gothic" w:cs="Malgun Gothic"/>
+                <w:color w:val="26221A"/>
+                <w:sz w:val="20"/>
+                <w:szCs w:val="20"/>
+              </w:rPr>
+            </w:pPr>
+            <w:r>
+              <w:rPr>
+                <w:rFonts w:hint="eastAsia" w:ascii="Malgun Gothic" w:hAnsi="Malgun Gothic" w:eastAsia="Malgun Gothic" w:cs="Malgun Gothic"/>
+                <w:color w:val="26221A"/>
+                <w:sz w:val="20"/>
+                <w:szCs w:val="20"/>
+                <w:bdr w:val="none" w:color="auto" w:sz="0" w:space="0"/>
+              </w:rPr>
+              <w:t> </w:t>
+            </w:r>
+          </w:p>
+        </w:tc>
+        <w:tc>
+          <w:tcPr>
+            <w:tcW w:w="0" w:type="auto"/>
+            <w:tcBorders>
+              <w:top w:val="single" w:color="8A7A55" w:sz="6" w:space="0"/>
+              <w:left w:val="single" w:color="8A7A55" w:sz="6" w:space="0"/>
+              <w:bottom w:val="single" w:color="8A7A55" w:sz="6" w:space="0"/>
+              <w:right w:val="single" w:color="8A7A55" w:sz="6" w:space="0"/>
+            </w:tcBorders>
+            <w:shd w:val="clear"/>
+            <w:tcMar>
+              <w:top w:w="100" w:type="dxa"/>
+              <w:left w:w="140" w:type="dxa"/>
+              <w:bottom w:w="100" w:type="dxa"/>
+              <w:right w:w="140" w:type="dxa"/>
+            </w:tcMar>
+            <w:vAlign w:val="center"/>
+          </w:tcPr>
+          <w:p>
+            <w:pPr>
+              <w:keepNext w:val="0"/>
+              <w:keepLines w:val="0"/>
+              <w:widowControl/>
+              <w:suppressLineNumbers w:val="0"/>
+              <w:spacing w:line="26" w:lineRule="atLeast"/>
+              <w:jc w:val="left"/>
+              <w:textAlignment w:val="center"/>
+              <w:rPr>
+                <w:rFonts w:hint="eastAsia" w:ascii="Malgun Gothic" w:hAnsi="Malgun Gothic" w:eastAsia="Malgun Gothic" w:cs="Malgun Gothic"/>
+                <w:color w:val="26221A"/>
+                <w:sz w:val="20"/>
+                <w:szCs w:val="20"/>
+              </w:rPr>
+            </w:pPr>
+            <w:r>
+              <w:rPr>
+                <w:rFonts w:hint="eastAsia" w:ascii="Malgun Gothic" w:hAnsi="Malgun Gothic" w:eastAsia="Malgun Gothic" w:cs="Malgun Gothic"/>
+                <w:color w:val="26221A"/>
+                <w:sz w:val="20"/>
+                <w:szCs w:val="20"/>
+                <w:bdr w:val="none" w:color="auto" w:sz="0" w:space="0"/>
+              </w:rPr>
+              <w:t> </w:t>
+            </w:r>
+          </w:p>
+        </w:tc>
+        <w:tc>
+          <w:tcPr>
+            <w:tcW w:w="0" w:type="auto"/>
+            <w:tcBorders>
+              <w:top w:val="single" w:color="8A7A55" w:sz="6" w:space="0"/>
+              <w:left w:val="single" w:color="8A7A55" w:sz="6" w:space="0"/>
+              <w:bottom w:val="single" w:color="8A7A55" w:sz="6" w:space="0"/>
+              <w:right w:val="single" w:color="8A7A55" w:sz="6" w:space="0"/>
+            </w:tcBorders>
+            <w:shd w:val="clear"/>
+            <w:tcMar>
+              <w:top w:w="100" w:type="dxa"/>
+              <w:left w:w="140" w:type="dxa"/>
+              <w:bottom w:w="100" w:type="dxa"/>
+              <w:right w:w="140" w:type="dxa"/>
+            </w:tcMar>
+            <w:vAlign w:val="center"/>
+          </w:tcPr>
+          <w:p>
+            <w:pPr>
+              <w:keepNext w:val="0"/>
+              <w:keepLines w:val="0"/>
+              <w:widowControl/>
+              <w:suppressLineNumbers w:val="0"/>
+              <w:spacing w:line="26" w:lineRule="atLeast"/>
+              <w:jc w:val="left"/>
+              <w:textAlignment w:val="center"/>
+              <w:rPr>
+                <w:rFonts w:hint="eastAsia" w:ascii="Malgun Gothic" w:hAnsi="Malgun Gothic" w:eastAsia="Malgun Gothic" w:cs="Malgun Gothic"/>
+                <w:color w:val="26221A"/>
+                <w:sz w:val="20"/>
+                <w:szCs w:val="20"/>
+              </w:rPr>
+            </w:pPr>
+            <w:r>
+              <w:rPr>
+                <w:rFonts w:hint="eastAsia" w:ascii="Malgun Gothic" w:hAnsi="Malgun Gothic" w:eastAsia="Malgun Gothic" w:cs="Malgun Gothic"/>
+                <w:color w:val="26221A"/>
+                <w:sz w:val="20"/>
+                <w:szCs w:val="20"/>
+                <w:bdr w:val="none" w:color="auto" w:sz="0" w:space="0"/>
+              </w:rPr>
+              <w:t> </w:t>
             </w:r>
           </w:p>
         </w:tc>
@@ -4265,7 +4685,7 @@
               <w:keepLines w:val="0"/>
               <w:widowControl/>
               <w:suppressLineNumbers w:val="0"/>
-              <w:spacing w:line="21" w:lineRule="atLeast"/>
+              <w:spacing w:line="26" w:lineRule="atLeast"/>
               <w:jc w:val="left"/>
               <w:textAlignment w:val="center"/>
               <w:rPr>
@@ -4311,7 +4731,7 @@
               <w:keepLines w:val="0"/>
               <w:widowControl/>
               <w:suppressLineNumbers w:val="0"/>
-              <w:spacing w:line="21" w:lineRule="atLeast"/>
+              <w:spacing w:line="26" w:lineRule="atLeast"/>
               <w:jc w:val="left"/>
               <w:textAlignment w:val="center"/>
               <w:rPr>
@@ -4357,7 +4777,7 @@
               <w:keepLines w:val="0"/>
               <w:widowControl/>
               <w:suppressLineNumbers w:val="0"/>
-              <w:spacing w:line="21" w:lineRule="atLeast"/>
+              <w:spacing w:line="26" w:lineRule="atLeast"/>
               <w:jc w:val="left"/>
               <w:textAlignment w:val="center"/>
               <w:rPr>
@@ -4403,7 +4823,7 @@
               <w:keepLines w:val="0"/>
               <w:widowControl/>
               <w:suppressLineNumbers w:val="0"/>
-              <w:spacing w:line="21" w:lineRule="atLeast"/>
+              <w:spacing w:line="26" w:lineRule="atLeast"/>
               <w:jc w:val="left"/>
               <w:textAlignment w:val="center"/>
               <w:rPr>
@@ -4467,7 +4887,7 @@
               <w:keepLines w:val="0"/>
               <w:widowControl/>
               <w:suppressLineNumbers w:val="0"/>
-              <w:spacing w:line="21" w:lineRule="atLeast"/>
+              <w:spacing w:line="26" w:lineRule="atLeast"/>
               <w:jc w:val="left"/>
               <w:textAlignment w:val="center"/>
               <w:rPr>
@@ -4513,7 +4933,7 @@
               <w:keepLines w:val="0"/>
               <w:widowControl/>
               <w:suppressLineNumbers w:val="0"/>
-              <w:spacing w:line="21" w:lineRule="atLeast"/>
+              <w:spacing w:line="26" w:lineRule="atLeast"/>
               <w:jc w:val="left"/>
               <w:textAlignment w:val="center"/>
               <w:rPr>
@@ -4559,7 +4979,7 @@
               <w:keepLines w:val="0"/>
               <w:widowControl/>
               <w:suppressLineNumbers w:val="0"/>
-              <w:spacing w:line="21" w:lineRule="atLeast"/>
+              <w:spacing w:line="26" w:lineRule="atLeast"/>
               <w:jc w:val="left"/>
               <w:textAlignment w:val="center"/>
               <w:rPr>
@@ -4605,411 +5025,7 @@
               <w:keepLines w:val="0"/>
               <w:widowControl/>
               <w:suppressLineNumbers w:val="0"/>
-              <w:spacing w:line="21" w:lineRule="atLeast"/>
-              <w:jc w:val="left"/>
-              <w:textAlignment w:val="center"/>
-              <w:rPr>
-                <w:rFonts w:hint="eastAsia" w:ascii="Malgun Gothic" w:hAnsi="Malgun Gothic" w:eastAsia="Malgun Gothic" w:cs="Malgun Gothic"/>
-                <w:color w:val="26221A"/>
-                <w:sz w:val="20"/>
-                <w:szCs w:val="20"/>
-              </w:rPr>
-            </w:pPr>
-            <w:r>
-              <w:rPr>
-                <w:rFonts w:hint="eastAsia" w:ascii="Malgun Gothic" w:hAnsi="Malgun Gothic" w:eastAsia="Malgun Gothic" w:cs="Malgun Gothic"/>
-                <w:color w:val="26221A"/>
-                <w:sz w:val="20"/>
-                <w:szCs w:val="20"/>
-                <w:bdr w:val="none" w:color="auto" w:sz="0" w:space="0"/>
-              </w:rPr>
-              <w:t> </w:t>
-            </w:r>
-          </w:p>
-        </w:tc>
-      </w:tr>
-      <w:tr>
-        <w:tblPrEx>
-          <w:tblBorders>
-            <w:top w:val="none" w:color="auto" w:sz="0" w:space="0"/>
-            <w:left w:val="none" w:color="auto" w:sz="0" w:space="0"/>
-            <w:bottom w:val="none" w:color="auto" w:sz="0" w:space="0"/>
-            <w:right w:val="none" w:color="auto" w:sz="0" w:space="0"/>
-            <w:insideH w:val="none" w:color="auto" w:sz="0" w:space="0"/>
-            <w:insideV w:val="none" w:color="auto" w:sz="0" w:space="0"/>
-          </w:tblBorders>
-          <w:tblCellMar>
-            <w:top w:w="15" w:type="dxa"/>
-            <w:left w:w="15" w:type="dxa"/>
-            <w:bottom w:w="15" w:type="dxa"/>
-            <w:right w:w="15" w:type="dxa"/>
-          </w:tblCellMar>
-        </w:tblPrEx>
-        <w:tc>
-          <w:tcPr>
-            <w:tcW w:w="0" w:type="auto"/>
-            <w:tcBorders>
-              <w:top w:val="single" w:color="8A7A55" w:sz="6" w:space="0"/>
-              <w:left w:val="single" w:color="8A7A55" w:sz="6" w:space="0"/>
-              <w:bottom w:val="single" w:color="8A7A55" w:sz="6" w:space="0"/>
-              <w:right w:val="single" w:color="8A7A55" w:sz="6" w:space="0"/>
-            </w:tcBorders>
-            <w:shd w:val="clear"/>
-            <w:tcMar>
-              <w:top w:w="100" w:type="dxa"/>
-              <w:left w:w="140" w:type="dxa"/>
-              <w:bottom w:w="100" w:type="dxa"/>
-              <w:right w:w="140" w:type="dxa"/>
-            </w:tcMar>
-            <w:vAlign w:val="center"/>
-          </w:tcPr>
-          <w:p>
-            <w:pPr>
-              <w:keepNext w:val="0"/>
-              <w:keepLines w:val="0"/>
-              <w:widowControl/>
-              <w:suppressLineNumbers w:val="0"/>
-              <w:spacing w:line="21" w:lineRule="atLeast"/>
-              <w:jc w:val="left"/>
-              <w:textAlignment w:val="center"/>
-              <w:rPr>
-                <w:rFonts w:hint="eastAsia" w:ascii="Malgun Gothic" w:hAnsi="Malgun Gothic" w:eastAsia="Malgun Gothic" w:cs="Malgun Gothic"/>
-                <w:color w:val="26221A"/>
-                <w:sz w:val="20"/>
-                <w:szCs w:val="20"/>
-              </w:rPr>
-            </w:pPr>
-            <w:r>
-              <w:rPr>
-                <w:rFonts w:hint="eastAsia" w:ascii="Malgun Gothic" w:hAnsi="Malgun Gothic" w:eastAsia="Malgun Gothic" w:cs="Malgun Gothic"/>
-                <w:color w:val="26221A"/>
-                <w:sz w:val="20"/>
-                <w:szCs w:val="20"/>
-                <w:bdr w:val="none" w:color="auto" w:sz="0" w:space="0"/>
-              </w:rPr>
-              <w:t> </w:t>
-            </w:r>
-          </w:p>
-        </w:tc>
-        <w:tc>
-          <w:tcPr>
-            <w:tcW w:w="0" w:type="auto"/>
-            <w:tcBorders>
-              <w:top w:val="single" w:color="8A7A55" w:sz="6" w:space="0"/>
-              <w:left w:val="single" w:color="8A7A55" w:sz="6" w:space="0"/>
-              <w:bottom w:val="single" w:color="8A7A55" w:sz="6" w:space="0"/>
-              <w:right w:val="single" w:color="8A7A55" w:sz="6" w:space="0"/>
-            </w:tcBorders>
-            <w:shd w:val="clear"/>
-            <w:tcMar>
-              <w:top w:w="100" w:type="dxa"/>
-              <w:left w:w="140" w:type="dxa"/>
-              <w:bottom w:w="100" w:type="dxa"/>
-              <w:right w:w="140" w:type="dxa"/>
-            </w:tcMar>
-            <w:vAlign w:val="center"/>
-          </w:tcPr>
-          <w:p>
-            <w:pPr>
-              <w:keepNext w:val="0"/>
-              <w:keepLines w:val="0"/>
-              <w:widowControl/>
-              <w:suppressLineNumbers w:val="0"/>
-              <w:spacing w:line="21" w:lineRule="atLeast"/>
-              <w:jc w:val="left"/>
-              <w:textAlignment w:val="center"/>
-              <w:rPr>
-                <w:rFonts w:hint="eastAsia" w:ascii="Malgun Gothic" w:hAnsi="Malgun Gothic" w:eastAsia="Malgun Gothic" w:cs="Malgun Gothic"/>
-                <w:color w:val="26221A"/>
-                <w:sz w:val="20"/>
-                <w:szCs w:val="20"/>
-              </w:rPr>
-            </w:pPr>
-            <w:r>
-              <w:rPr>
-                <w:rFonts w:hint="eastAsia" w:ascii="Malgun Gothic" w:hAnsi="Malgun Gothic" w:eastAsia="Malgun Gothic" w:cs="Malgun Gothic"/>
-                <w:color w:val="26221A"/>
-                <w:sz w:val="20"/>
-                <w:szCs w:val="20"/>
-                <w:bdr w:val="none" w:color="auto" w:sz="0" w:space="0"/>
-              </w:rPr>
-              <w:t> </w:t>
-            </w:r>
-          </w:p>
-        </w:tc>
-        <w:tc>
-          <w:tcPr>
-            <w:tcW w:w="0" w:type="auto"/>
-            <w:tcBorders>
-              <w:top w:val="single" w:color="8A7A55" w:sz="6" w:space="0"/>
-              <w:left w:val="single" w:color="8A7A55" w:sz="6" w:space="0"/>
-              <w:bottom w:val="single" w:color="8A7A55" w:sz="6" w:space="0"/>
-              <w:right w:val="single" w:color="8A7A55" w:sz="6" w:space="0"/>
-            </w:tcBorders>
-            <w:shd w:val="clear"/>
-            <w:tcMar>
-              <w:top w:w="100" w:type="dxa"/>
-              <w:left w:w="140" w:type="dxa"/>
-              <w:bottom w:w="100" w:type="dxa"/>
-              <w:right w:w="140" w:type="dxa"/>
-            </w:tcMar>
-            <w:vAlign w:val="center"/>
-          </w:tcPr>
-          <w:p>
-            <w:pPr>
-              <w:keepNext w:val="0"/>
-              <w:keepLines w:val="0"/>
-              <w:widowControl/>
-              <w:suppressLineNumbers w:val="0"/>
-              <w:spacing w:line="21" w:lineRule="atLeast"/>
-              <w:jc w:val="left"/>
-              <w:textAlignment w:val="center"/>
-              <w:rPr>
-                <w:rFonts w:hint="eastAsia" w:ascii="Malgun Gothic" w:hAnsi="Malgun Gothic" w:eastAsia="Malgun Gothic" w:cs="Malgun Gothic"/>
-                <w:color w:val="26221A"/>
-                <w:sz w:val="20"/>
-                <w:szCs w:val="20"/>
-              </w:rPr>
-            </w:pPr>
-            <w:r>
-              <w:rPr>
-                <w:rFonts w:hint="eastAsia" w:ascii="Malgun Gothic" w:hAnsi="Malgun Gothic" w:eastAsia="Malgun Gothic" w:cs="Malgun Gothic"/>
-                <w:color w:val="26221A"/>
-                <w:sz w:val="20"/>
-                <w:szCs w:val="20"/>
-                <w:bdr w:val="none" w:color="auto" w:sz="0" w:space="0"/>
-              </w:rPr>
-              <w:t> </w:t>
-            </w:r>
-          </w:p>
-        </w:tc>
-        <w:tc>
-          <w:tcPr>
-            <w:tcW w:w="0" w:type="auto"/>
-            <w:tcBorders>
-              <w:top w:val="single" w:color="8A7A55" w:sz="6" w:space="0"/>
-              <w:left w:val="single" w:color="8A7A55" w:sz="6" w:space="0"/>
-              <w:bottom w:val="single" w:color="8A7A55" w:sz="6" w:space="0"/>
-              <w:right w:val="single" w:color="8A7A55" w:sz="6" w:space="0"/>
-            </w:tcBorders>
-            <w:shd w:val="clear"/>
-            <w:tcMar>
-              <w:top w:w="100" w:type="dxa"/>
-              <w:left w:w="140" w:type="dxa"/>
-              <w:bottom w:w="100" w:type="dxa"/>
-              <w:right w:w="140" w:type="dxa"/>
-            </w:tcMar>
-            <w:vAlign w:val="center"/>
-          </w:tcPr>
-          <w:p>
-            <w:pPr>
-              <w:keepNext w:val="0"/>
-              <w:keepLines w:val="0"/>
-              <w:widowControl/>
-              <w:suppressLineNumbers w:val="0"/>
-              <w:spacing w:line="21" w:lineRule="atLeast"/>
-              <w:jc w:val="left"/>
-              <w:textAlignment w:val="center"/>
-              <w:rPr>
-                <w:rFonts w:hint="eastAsia" w:ascii="Malgun Gothic" w:hAnsi="Malgun Gothic" w:eastAsia="Malgun Gothic" w:cs="Malgun Gothic"/>
-                <w:color w:val="26221A"/>
-                <w:sz w:val="20"/>
-                <w:szCs w:val="20"/>
-              </w:rPr>
-            </w:pPr>
-            <w:r>
-              <w:rPr>
-                <w:rFonts w:hint="eastAsia" w:ascii="Malgun Gothic" w:hAnsi="Malgun Gothic" w:eastAsia="Malgun Gothic" w:cs="Malgun Gothic"/>
-                <w:color w:val="26221A"/>
-                <w:sz w:val="20"/>
-                <w:szCs w:val="20"/>
-                <w:bdr w:val="none" w:color="auto" w:sz="0" w:space="0"/>
-              </w:rPr>
-              <w:t> </w:t>
-            </w:r>
-          </w:p>
-        </w:tc>
-      </w:tr>
-      <w:tr>
-        <w:tblPrEx>
-          <w:tblBorders>
-            <w:top w:val="none" w:color="auto" w:sz="0" w:space="0"/>
-            <w:left w:val="none" w:color="auto" w:sz="0" w:space="0"/>
-            <w:bottom w:val="none" w:color="auto" w:sz="0" w:space="0"/>
-            <w:right w:val="none" w:color="auto" w:sz="0" w:space="0"/>
-            <w:insideH w:val="none" w:color="auto" w:sz="0" w:space="0"/>
-            <w:insideV w:val="none" w:color="auto" w:sz="0" w:space="0"/>
-          </w:tblBorders>
-          <w:tblCellMar>
-            <w:top w:w="15" w:type="dxa"/>
-            <w:left w:w="15" w:type="dxa"/>
-            <w:bottom w:w="15" w:type="dxa"/>
-            <w:right w:w="15" w:type="dxa"/>
-          </w:tblCellMar>
-        </w:tblPrEx>
-        <w:tc>
-          <w:tcPr>
-            <w:tcW w:w="0" w:type="auto"/>
-            <w:tcBorders>
-              <w:top w:val="single" w:color="8A7A55" w:sz="6" w:space="0"/>
-              <w:left w:val="single" w:color="8A7A55" w:sz="6" w:space="0"/>
-              <w:bottom w:val="single" w:color="8A7A55" w:sz="6" w:space="0"/>
-              <w:right w:val="single" w:color="8A7A55" w:sz="6" w:space="0"/>
-            </w:tcBorders>
-            <w:shd w:val="clear"/>
-            <w:tcMar>
-              <w:top w:w="100" w:type="dxa"/>
-              <w:left w:w="140" w:type="dxa"/>
-              <w:bottom w:w="100" w:type="dxa"/>
-              <w:right w:w="140" w:type="dxa"/>
-            </w:tcMar>
-            <w:vAlign w:val="center"/>
-          </w:tcPr>
-          <w:p>
-            <w:pPr>
-              <w:keepNext w:val="0"/>
-              <w:keepLines w:val="0"/>
-              <w:widowControl/>
-              <w:suppressLineNumbers w:val="0"/>
-              <w:spacing w:line="21" w:lineRule="atLeast"/>
-              <w:jc w:val="left"/>
-              <w:textAlignment w:val="center"/>
-              <w:rPr>
-                <w:rFonts w:hint="eastAsia" w:ascii="Malgun Gothic" w:hAnsi="Malgun Gothic" w:eastAsia="Malgun Gothic" w:cs="Malgun Gothic"/>
-                <w:color w:val="26221A"/>
-                <w:sz w:val="20"/>
-                <w:szCs w:val="20"/>
-              </w:rPr>
-            </w:pPr>
-            <w:r>
-              <w:rPr>
-                <w:rFonts w:hint="eastAsia" w:ascii="Malgun Gothic" w:hAnsi="Malgun Gothic" w:eastAsia="Malgun Gothic" w:cs="Malgun Gothic"/>
-                <w:color w:val="26221A"/>
-                <w:sz w:val="20"/>
-                <w:szCs w:val="20"/>
-                <w:bdr w:val="none" w:color="auto" w:sz="0" w:space="0"/>
-              </w:rPr>
-              <w:t> </w:t>
-            </w:r>
-          </w:p>
-        </w:tc>
-        <w:tc>
-          <w:tcPr>
-            <w:tcW w:w="0" w:type="auto"/>
-            <w:tcBorders>
-              <w:top w:val="single" w:color="8A7A55" w:sz="6" w:space="0"/>
-              <w:left w:val="single" w:color="8A7A55" w:sz="6" w:space="0"/>
-              <w:bottom w:val="single" w:color="8A7A55" w:sz="6" w:space="0"/>
-              <w:right w:val="single" w:color="8A7A55" w:sz="6" w:space="0"/>
-            </w:tcBorders>
-            <w:shd w:val="clear"/>
-            <w:tcMar>
-              <w:top w:w="100" w:type="dxa"/>
-              <w:left w:w="140" w:type="dxa"/>
-              <w:bottom w:w="100" w:type="dxa"/>
-              <w:right w:w="140" w:type="dxa"/>
-            </w:tcMar>
-            <w:vAlign w:val="center"/>
-          </w:tcPr>
-          <w:p>
-            <w:pPr>
-              <w:keepNext w:val="0"/>
-              <w:keepLines w:val="0"/>
-              <w:widowControl/>
-              <w:suppressLineNumbers w:val="0"/>
-              <w:spacing w:line="21" w:lineRule="atLeast"/>
-              <w:jc w:val="left"/>
-              <w:textAlignment w:val="center"/>
-              <w:rPr>
-                <w:rFonts w:hint="eastAsia" w:ascii="Malgun Gothic" w:hAnsi="Malgun Gothic" w:eastAsia="Malgun Gothic" w:cs="Malgun Gothic"/>
-                <w:color w:val="26221A"/>
-                <w:sz w:val="20"/>
-                <w:szCs w:val="20"/>
-              </w:rPr>
-            </w:pPr>
-            <w:r>
-              <w:rPr>
-                <w:rFonts w:hint="eastAsia" w:ascii="Malgun Gothic" w:hAnsi="Malgun Gothic" w:eastAsia="Malgun Gothic" w:cs="Malgun Gothic"/>
-                <w:color w:val="26221A"/>
-                <w:sz w:val="20"/>
-                <w:szCs w:val="20"/>
-                <w:bdr w:val="none" w:color="auto" w:sz="0" w:space="0"/>
-              </w:rPr>
-              <w:t> </w:t>
-            </w:r>
-          </w:p>
-        </w:tc>
-        <w:tc>
-          <w:tcPr>
-            <w:tcW w:w="0" w:type="auto"/>
-            <w:tcBorders>
-              <w:top w:val="single" w:color="8A7A55" w:sz="6" w:space="0"/>
-              <w:left w:val="single" w:color="8A7A55" w:sz="6" w:space="0"/>
-              <w:bottom w:val="single" w:color="8A7A55" w:sz="6" w:space="0"/>
-              <w:right w:val="single" w:color="8A7A55" w:sz="6" w:space="0"/>
-            </w:tcBorders>
-            <w:shd w:val="clear"/>
-            <w:tcMar>
-              <w:top w:w="100" w:type="dxa"/>
-              <w:left w:w="140" w:type="dxa"/>
-              <w:bottom w:w="100" w:type="dxa"/>
-              <w:right w:w="140" w:type="dxa"/>
-            </w:tcMar>
-            <w:vAlign w:val="center"/>
-          </w:tcPr>
-          <w:p>
-            <w:pPr>
-              <w:keepNext w:val="0"/>
-              <w:keepLines w:val="0"/>
-              <w:widowControl/>
-              <w:suppressLineNumbers w:val="0"/>
-              <w:spacing w:line="21" w:lineRule="atLeast"/>
-              <w:jc w:val="left"/>
-              <w:textAlignment w:val="center"/>
-              <w:rPr>
-                <w:rFonts w:hint="eastAsia" w:ascii="Malgun Gothic" w:hAnsi="Malgun Gothic" w:eastAsia="Malgun Gothic" w:cs="Malgun Gothic"/>
-                <w:color w:val="26221A"/>
-                <w:sz w:val="20"/>
-                <w:szCs w:val="20"/>
-              </w:rPr>
-            </w:pPr>
-            <w:r>
-              <w:rPr>
-                <w:rFonts w:hint="eastAsia" w:ascii="Malgun Gothic" w:hAnsi="Malgun Gothic" w:eastAsia="Malgun Gothic" w:cs="Malgun Gothic"/>
-                <w:color w:val="26221A"/>
-                <w:sz w:val="20"/>
-                <w:szCs w:val="20"/>
-                <w:bdr w:val="none" w:color="auto" w:sz="0" w:space="0"/>
-              </w:rPr>
-              <w:t> </w:t>
-            </w:r>
-          </w:p>
-        </w:tc>
-        <w:tc>
-          <w:tcPr>
-            <w:tcW w:w="0" w:type="auto"/>
-            <w:tcBorders>
-              <w:top w:val="single" w:color="8A7A55" w:sz="6" w:space="0"/>
-              <w:left w:val="single" w:color="8A7A55" w:sz="6" w:space="0"/>
-              <w:bottom w:val="single" w:color="8A7A55" w:sz="6" w:space="0"/>
-              <w:right w:val="single" w:color="8A7A55" w:sz="6" w:space="0"/>
-            </w:tcBorders>
-            <w:shd w:val="clear"/>
-            <w:tcMar>
-              <w:top w:w="100" w:type="dxa"/>
-              <w:left w:w="140" w:type="dxa"/>
-              <w:bottom w:w="100" w:type="dxa"/>
-              <w:right w:w="140" w:type="dxa"/>
-            </w:tcMar>
-            <w:vAlign w:val="center"/>
-          </w:tcPr>
-          <w:p>
-            <w:pPr>
-              <w:keepNext w:val="0"/>
-              <w:keepLines w:val="0"/>
-              <w:widowControl/>
-              <w:suppressLineNumbers w:val="0"/>
-              <w:spacing w:line="21" w:lineRule="atLeast"/>
+              <w:spacing w:line="26" w:lineRule="atLeast"/>
               <w:jc w:val="left"/>
               <w:textAlignment w:val="center"/>
               <w:rPr>
@@ -5040,7 +5056,7 @@
         <w:keepLines w:val="0"/>
         <w:widowControl/>
         <w:suppressLineNumbers w:val="0"/>
-        <w:spacing w:line="21" w:lineRule="atLeast"/>
+        <w:spacing w:line="26" w:lineRule="atLeast"/>
       </w:pPr>
       <w:r>
         <w:t>七. 기타 사항</w:t>
@@ -5115,7 +5131,7 @@
               <w:keepLines w:val="0"/>
               <w:widowControl/>
               <w:suppressLineNumbers w:val="0"/>
-              <w:spacing w:line="21" w:lineRule="atLeast"/>
+              <w:spacing w:line="26" w:lineRule="atLeast"/>
               <w:jc w:val="center"/>
               <w:textAlignment w:val="center"/>
               <w:rPr>
@@ -5194,7 +5210,7 @@
               <w:keepLines w:val="0"/>
               <w:widowControl/>
               <w:suppressLineNumbers w:val="0"/>
-              <w:spacing w:line="21" w:lineRule="atLeast"/>
+              <w:spacing w:line="26" w:lineRule="atLeast"/>
               <w:jc w:val="center"/>
               <w:textAlignment w:val="center"/>
               <w:rPr>
@@ -5292,7 +5308,7 @@
               <w:keepLines w:val="0"/>
               <w:widowControl/>
               <w:suppressLineNumbers w:val="0"/>
-              <w:spacing w:line="21" w:lineRule="atLeast"/>
+              <w:spacing w:line="26" w:lineRule="atLeast"/>
               <w:jc w:val="center"/>
               <w:textAlignment w:val="center"/>
               <w:rPr>
@@ -5315,107 +5331,6 @@
                 <w:bdr w:val="none" w:color="auto" w:sz="0" w:space="0"/>
               </w:rPr>
               <w:t>은사</w:t>
-            </w:r>
-          </w:p>
-        </w:tc>
-        <w:tc>
-          <w:tcPr>
-            <w:tcW w:w="0" w:type="auto"/>
-            <w:gridSpan w:val="3"/>
-            <w:tcBorders>
-              <w:top w:val="single" w:color="8A7A55" w:sz="6" w:space="0"/>
-              <w:left w:val="single" w:color="8A7A55" w:sz="6" w:space="0"/>
-              <w:bottom w:val="single" w:color="8A7A55" w:sz="6" w:space="0"/>
-              <w:right w:val="single" w:color="8A7A55" w:sz="6" w:space="0"/>
-            </w:tcBorders>
-            <w:shd w:val="clear"/>
-            <w:tcMar>
-              <w:top w:w="100" w:type="dxa"/>
-              <w:left w:w="140" w:type="dxa"/>
-              <w:bottom w:w="100" w:type="dxa"/>
-              <w:right w:w="140" w:type="dxa"/>
-            </w:tcMar>
-            <w:vAlign w:val="center"/>
-          </w:tcPr>
-          <w:p>
-            <w:pPr>
-              <w:rPr>
-                <w:rFonts w:hint="eastAsia" w:ascii="Malgun Gothic" w:hAnsi="Malgun Gothic" w:eastAsia="Malgun Gothic" w:cs="Malgun Gothic"/>
-                <w:color w:val="26221A"/>
-                <w:sz w:val="20"/>
-                <w:szCs w:val="20"/>
-              </w:rPr>
-            </w:pPr>
-          </w:p>
-        </w:tc>
-      </w:tr>
-      <w:tr>
-        <w:tblPrEx>
-          <w:tblBorders>
-            <w:top w:val="none" w:color="auto" w:sz="0" w:space="0"/>
-            <w:left w:val="none" w:color="auto" w:sz="0" w:space="0"/>
-            <w:bottom w:val="none" w:color="auto" w:sz="0" w:space="0"/>
-            <w:right w:val="none" w:color="auto" w:sz="0" w:space="0"/>
-            <w:insideH w:val="none" w:color="auto" w:sz="0" w:space="0"/>
-            <w:insideV w:val="none" w:color="auto" w:sz="0" w:space="0"/>
-          </w:tblBorders>
-          <w:tblCellMar>
-            <w:top w:w="15" w:type="dxa"/>
-            <w:left w:w="15" w:type="dxa"/>
-            <w:bottom w:w="15" w:type="dxa"/>
-            <w:right w:w="15" w:type="dxa"/>
-          </w:tblCellMar>
-        </w:tblPrEx>
-        <w:trPr>
-          <w:trHeight w:val="680" w:hRule="atLeast"/>
-        </w:trPr>
-        <w:tc>
-          <w:tcPr>
-            <w:tcW w:w="800" w:type="pct"/>
-            <w:tcBorders>
-              <w:top w:val="single" w:color="8A7A55" w:sz="6" w:space="0"/>
-              <w:left w:val="single" w:color="8A7A55" w:sz="6" w:space="0"/>
-              <w:bottom w:val="single" w:color="8A7A55" w:sz="6" w:space="0"/>
-              <w:right w:val="single" w:color="8A7A55" w:sz="6" w:space="0"/>
-            </w:tcBorders>
-            <w:shd w:val="clear" w:color="auto" w:fill="F8F4E8"/>
-            <w:tcMar>
-              <w:top w:w="100" w:type="dxa"/>
-              <w:left w:w="140" w:type="dxa"/>
-              <w:bottom w:w="100" w:type="dxa"/>
-              <w:right w:w="140" w:type="dxa"/>
-            </w:tcMar>
-            <w:vAlign w:val="center"/>
-          </w:tcPr>
-          <w:p>
-            <w:pPr>
-              <w:keepNext w:val="0"/>
-              <w:keepLines w:val="0"/>
-              <w:widowControl/>
-              <w:suppressLineNumbers w:val="0"/>
-              <w:spacing w:line="21" w:lineRule="atLeast"/>
-              <w:jc w:val="center"/>
-              <w:textAlignment w:val="center"/>
-              <w:rPr>
-                <w:rFonts w:hint="eastAsia" w:ascii="Malgun Gothic" w:hAnsi="Malgun Gothic" w:eastAsia="Malgun Gothic" w:cs="Malgun Gothic"/>
-                <w:b/>
-                <w:bCs/>
-                <w:color w:val="26221A"/>
-                <w:sz w:val="20"/>
-                <w:szCs w:val="20"/>
-              </w:rPr>
-            </w:pPr>
-            <w:r>
-              <w:rPr>
-                <w:rFonts w:hint="eastAsia" w:ascii="Malgun Gothic" w:hAnsi="Malgun Gothic" w:eastAsia="Malgun Gothic" w:cs="Malgun Gothic"/>
-                <w:b/>
-                <w:bCs/>
-                <w:color w:val="26221A"/>
-                <w:sz w:val="20"/>
-                <w:szCs w:val="20"/>
-                <w:bdr w:val="none" w:color="auto" w:sz="0" w:space="0"/>
-              </w:rPr>
-              <w:t>비전 / 소명</w:t>
             </w:r>
           </w:p>
         </w:tc>
@@ -5468,6 +5383,9 @@
             <w:right w:w="15" w:type="dxa"/>
           </w:tblCellMar>
         </w:tblPrEx>
+        <w:trPr>
+          <w:trHeight w:val="680" w:hRule="atLeast"/>
+        </w:trPr>
         <w:tc>
           <w:tcPr>
             <w:tcW w:w="800" w:type="pct"/>
@@ -5492,7 +5410,106 @@
               <w:keepLines w:val="0"/>
               <w:widowControl/>
               <w:suppressLineNumbers w:val="0"/>
-              <w:spacing w:line="21" w:lineRule="atLeast"/>
+              <w:spacing w:line="26" w:lineRule="atLeast"/>
+              <w:jc w:val="center"/>
+              <w:textAlignment w:val="center"/>
+              <w:rPr>
+                <w:rFonts w:hint="eastAsia" w:ascii="Malgun Gothic" w:hAnsi="Malgun Gothic" w:eastAsia="Malgun Gothic" w:cs="Malgun Gothic"/>
+                <w:b/>
+                <w:bCs/>
+                <w:color w:val="26221A"/>
+                <w:sz w:val="20"/>
+                <w:szCs w:val="20"/>
+              </w:rPr>
+            </w:pPr>
+            <w:r>
+              <w:rPr>
+                <w:rFonts w:hint="eastAsia" w:ascii="Malgun Gothic" w:hAnsi="Malgun Gothic" w:eastAsia="Malgun Gothic" w:cs="Malgun Gothic"/>
+                <w:b/>
+                <w:bCs/>
+                <w:color w:val="26221A"/>
+                <w:sz w:val="20"/>
+                <w:szCs w:val="20"/>
+                <w:bdr w:val="none" w:color="auto" w:sz="0" w:space="0"/>
+              </w:rPr>
+              <w:t>비전 / 소명</w:t>
+            </w:r>
+          </w:p>
+        </w:tc>
+        <w:tc>
+          <w:tcPr>
+            <w:tcW w:w="0" w:type="auto"/>
+            <w:gridSpan w:val="3"/>
+            <w:tcBorders>
+              <w:top w:val="single" w:color="8A7A55" w:sz="6" w:space="0"/>
+              <w:left w:val="single" w:color="8A7A55" w:sz="6" w:space="0"/>
+              <w:bottom w:val="single" w:color="8A7A55" w:sz="6" w:space="0"/>
+              <w:right w:val="single" w:color="8A7A55" w:sz="6" w:space="0"/>
+            </w:tcBorders>
+            <w:shd w:val="clear"/>
+            <w:tcMar>
+              <w:top w:w="100" w:type="dxa"/>
+              <w:left w:w="140" w:type="dxa"/>
+              <w:bottom w:w="100" w:type="dxa"/>
+              <w:right w:w="140" w:type="dxa"/>
+            </w:tcMar>
+            <w:vAlign w:val="center"/>
+          </w:tcPr>
+          <w:p>
+            <w:pPr>
+              <w:rPr>
+                <w:rFonts w:hint="eastAsia" w:ascii="Malgun Gothic" w:hAnsi="Malgun Gothic" w:eastAsia="Malgun Gothic" w:cs="Malgun Gothic"/>
+                <w:color w:val="26221A"/>
+                <w:sz w:val="20"/>
+                <w:szCs w:val="20"/>
+              </w:rPr>
+            </w:pPr>
+          </w:p>
+        </w:tc>
+      </w:tr>
+      <w:tr>
+        <w:tblPrEx>
+          <w:tblBorders>
+            <w:top w:val="none" w:color="auto" w:sz="0" w:space="0"/>
+            <w:left w:val="none" w:color="auto" w:sz="0" w:space="0"/>
+            <w:bottom w:val="none" w:color="auto" w:sz="0" w:space="0"/>
+            <w:right w:val="none" w:color="auto" w:sz="0" w:space="0"/>
+            <w:insideH w:val="none" w:color="auto" w:sz="0" w:space="0"/>
+            <w:insideV w:val="none" w:color="auto" w:sz="0" w:space="0"/>
+          </w:tblBorders>
+          <w:shd w:val="clear"/>
+          <w:tblCellMar>
+            <w:top w:w="15" w:type="dxa"/>
+            <w:left w:w="15" w:type="dxa"/>
+            <w:bottom w:w="15" w:type="dxa"/>
+            <w:right w:w="15" w:type="dxa"/>
+          </w:tblCellMar>
+        </w:tblPrEx>
+        <w:tc>
+          <w:tcPr>
+            <w:tcW w:w="800" w:type="pct"/>
+            <w:tcBorders>
+              <w:top w:val="single" w:color="8A7A55" w:sz="6" w:space="0"/>
+              <w:left w:val="single" w:color="8A7A55" w:sz="6" w:space="0"/>
+              <w:bottom w:val="single" w:color="8A7A55" w:sz="6" w:space="0"/>
+              <w:right w:val="single" w:color="8A7A55" w:sz="6" w:space="0"/>
+            </w:tcBorders>
+            <w:shd w:val="clear" w:color="auto" w:fill="F8F4E8"/>
+            <w:tcMar>
+              <w:top w:w="100" w:type="dxa"/>
+              <w:left w:w="140" w:type="dxa"/>
+              <w:bottom w:w="100" w:type="dxa"/>
+              <w:right w:w="140" w:type="dxa"/>
+            </w:tcMar>
+            <w:vAlign w:val="center"/>
+          </w:tcPr>
+          <w:p>
+            <w:pPr>
+              <w:keepNext w:val="0"/>
+              <w:keepLines w:val="0"/>
+              <w:widowControl/>
+              <w:suppressLineNumbers w:val="0"/>
+              <w:spacing w:line="26" w:lineRule="atLeast"/>
               <w:jc w:val="center"/>
               <w:textAlignment w:val="center"/>
               <w:rPr>
@@ -5557,7 +5574,7 @@
         <w:keepLines w:val="0"/>
         <w:widowControl/>
         <w:suppressLineNumbers w:val="0"/>
-        <w:spacing w:line="21" w:lineRule="atLeast"/>
+        <w:spacing w:line="26" w:lineRule="atLeast"/>
       </w:pPr>
       <w:r>
         <w:t>八. 자기소개 및 신앙 간증</w:t>
@@ -5598,6 +5615,12 @@
             <w:insideV w:val="none" w:color="auto" w:sz="0" w:space="0"/>
           </w:tblBorders>
           <w:shd w:val="clear"/>
+          <w:tblCellMar>
+            <w:top w:w="15" w:type="dxa"/>
+            <w:left w:w="15" w:type="dxa"/>
+            <w:bottom w:w="15" w:type="dxa"/>
+            <w:right w:w="15" w:type="dxa"/>
+          </w:tblCellMar>
         </w:tblPrEx>
         <w:trPr>
           <w:trHeight w:val="2200" w:hRule="atLeast"/>
@@ -5626,7 +5649,7 @@
               <w:keepLines w:val="0"/>
               <w:widowControl/>
               <w:suppressLineNumbers w:val="0"/>
-              <w:spacing w:line="21" w:lineRule="atLeast"/>
+              <w:spacing w:line="26" w:lineRule="atLeast"/>
               <w:jc w:val="left"/>
               <w:textAlignment w:val="top"/>
               <w:rPr>
@@ -5652,12 +5675,12 @@
     </w:tbl>
     <w:p>
       <w:pPr>
-        <w:pStyle w:val="12"/>
+        <w:pStyle w:val="16"/>
         <w:keepNext w:val="0"/>
         <w:keepLines w:val="0"/>
         <w:widowControl/>
         <w:suppressLineNumbers w:val="0"/>
-        <w:spacing w:line="21" w:lineRule="atLeast"/>
+        <w:spacing w:line="26" w:lineRule="atLeast"/>
       </w:pPr>
       <w:r>
         <w:rPr>
@@ -5668,12 +5691,12 @@
     </w:p>
     <w:p>
       <w:pPr>
-        <w:pStyle w:val="17"/>
+        <w:pStyle w:val="15"/>
         <w:keepNext w:val="0"/>
         <w:keepLines w:val="0"/>
         <w:widowControl/>
         <w:suppressLineNumbers w:val="0"/>
-        <w:spacing w:after="0" w:afterAutospacing="1" w:line="21" w:lineRule="atLeast"/>
+        <w:spacing w:after="0" w:afterAutospacing="1" w:line="26" w:lineRule="atLeast"/>
         <w:ind w:left="0" w:right="0"/>
       </w:pPr>
       <w:r>
@@ -5714,7 +5737,7 @@
         <w:pBdr>
           <w:top w:val="single" w:color="8A6A1F" w:sz="12" w:space="6"/>
         </w:pBdr>
-        <w:spacing w:before="280" w:beforeAutospacing="0" w:after="0" w:afterAutospacing="0" w:line="21" w:lineRule="atLeast"/>
+        <w:spacing w:before="280" w:beforeAutospacing="0" w:after="0" w:afterAutospacing="0" w:line="26" w:lineRule="atLeast"/>
         <w:ind w:left="0" w:right="0"/>
         <w:jc w:val="center"/>
         <w:rPr>
@@ -5837,7 +5860,7 @@
     <w:lsdException w:qFormat="1" w:unhideWhenUsed="0" w:uiPriority="0" w:semiHidden="0" w:name="Title"/>
     <w:lsdException w:unhideWhenUsed="0" w:uiPriority="0" w:semiHidden="0" w:name="Closing"/>
     <w:lsdException w:unhideWhenUsed="0" w:uiPriority="0" w:semiHidden="0" w:name="Signature"/>
-    <w:lsdException w:qFormat="1" w:unhideWhenUsed="0" w:uiPriority="0" w:name="Default Paragraph Font"/>
+    <w:lsdException w:unhideWhenUsed="0" w:uiPriority="0" w:name="Default Paragraph Font"/>
     <w:lsdException w:unhideWhenUsed="0" w:uiPriority="0" w:semiHidden="0" w:name="Body Text"/>
     <w:lsdException w:unhideWhenUsed="0" w:uiPriority="0" w:semiHidden="0" w:name="Body Text Indent"/>
     <w:lsdException w:unhideWhenUsed="0" w:uiPriority="0" w:semiHidden="0" w:name="List Continue"/>
@@ -5875,7 +5898,7 @@
     <w:lsdException w:unhideWhenUsed="0" w:uiPriority="0" w:semiHidden="0" w:name="HTML Sample"/>
     <w:lsdException w:unhideWhenUsed="0" w:uiPriority="0" w:semiHidden="0" w:name="HTML Typewriter"/>
     <w:lsdException w:unhideWhenUsed="0" w:uiPriority="0" w:semiHidden="0" w:name="HTML Variable"/>
-    <w:lsdException w:qFormat="1" w:unhideWhenUsed="0" w:uiPriority="0" w:name="Normal Table"/>
+    <w:lsdException w:unhideWhenUsed="0" w:uiPriority="0" w:name="Normal Table"/>
     <w:lsdException w:unhideWhenUsed="0" w:uiPriority="0" w:semiHidden="0" w:name="annotation subject"/>
     <w:lsdException w:unhideWhenUsed="0" w:uiPriority="0" w:semiHidden="0" w:name="Table Simple 1"/>
     <w:lsdException w:unhideWhenUsed="0" w:uiPriority="0" w:semiHidden="0" w:name="Table Simple 2"/>
@@ -6174,13 +6197,11 @@
   <w:style w:type="character" w:default="1" w:styleId="11">
     <w:name w:val="Default Paragraph Font"/>
     <w:semiHidden/>
-    <w:qFormat/>
     <w:uiPriority w:val="0"/>
   </w:style>
   <w:style w:type="table" w:default="1" w:styleId="10">
     <w:name w:val="Normal Table"/>
     <w:semiHidden/>
-    <w:qFormat/>
     <w:uiPriority w:val="0"/>
     <w:tblPr>
       <w:tblCellMar>
@@ -6240,16 +6261,16 @@
     </w:rPr>
   </w:style>
   <w:style w:type="paragraph" w:customStyle="1" w:styleId="12">
-    <w:name w:val="note"/>
+    <w:name w:val="en"/>
     <w:basedOn w:val="1"/>
     <w:uiPriority w:val="0"/>
     <w:pPr>
-      <w:spacing w:before="80" w:beforeAutospacing="0" w:after="0" w:afterAutospacing="0"/>
-      <w:ind w:left="0" w:right="0"/>
       <w:jc w:val="left"/>
     </w:pPr>
     <w:rPr>
-      <w:color w:val="6B5D40"/>
+      <w:rFonts w:ascii="Georgia" w:hAnsi="Georgia" w:eastAsia="Georgia" w:cs="Georgia"/>
+      <w:color w:val="8A6A1F"/>
+      <w:spacing w:val="40"/>
       <w:kern w:val="0"/>
       <w:sz w:val="18"/>
       <w:szCs w:val="18"/>
@@ -6257,6 +6278,19 @@
     </w:rPr>
   </w:style>
   <w:style w:type="paragraph" w:customStyle="1" w:styleId="13">
+    <w:name w:val="big"/>
+    <w:basedOn w:val="1"/>
+    <w:uiPriority w:val="0"/>
+    <w:pPr>
+      <w:jc w:val="left"/>
+      <w:textAlignment w:val="top"/>
+    </w:pPr>
+    <w:rPr>
+      <w:kern w:val="0"/>
+      <w:lang w:val="en-US" w:eastAsia="zh-CN" w:bidi="ar"/>
+    </w:rPr>
+  </w:style>
+  <w:style w:type="paragraph" w:customStyle="1" w:styleId="14">
     <w:name w:val="doc"/>
     <w:basedOn w:val="1"/>
     <w:uiPriority w:val="0"/>
@@ -6274,50 +6308,7 @@
       <w:lang w:val="en-US" w:eastAsia="zh-CN" w:bidi="ar"/>
     </w:rPr>
   </w:style>
-  <w:style w:type="paragraph" w:customStyle="1" w:styleId="14">
-    <w:name w:val="en"/>
-    <w:basedOn w:val="1"/>
-    <w:uiPriority w:val="0"/>
-    <w:pPr>
-      <w:jc w:val="left"/>
-    </w:pPr>
-    <w:rPr>
-      <w:rFonts w:ascii="Georgia" w:hAnsi="Georgia" w:eastAsia="Georgia" w:cs="Georgia"/>
-      <w:color w:val="8A6A1F"/>
-      <w:spacing w:val="40"/>
-      <w:kern w:val="0"/>
-      <w:sz w:val="18"/>
-      <w:szCs w:val="18"/>
-      <w:lang w:val="en-US" w:eastAsia="zh-CN" w:bidi="ar"/>
-    </w:rPr>
-  </w:style>
   <w:style w:type="paragraph" w:customStyle="1" w:styleId="15">
-    <w:name w:val="chk"/>
-    <w:basedOn w:val="1"/>
-    <w:uiPriority w:val="0"/>
-    <w:pPr>
-      <w:spacing w:line="23" w:lineRule="atLeast"/>
-      <w:jc w:val="left"/>
-    </w:pPr>
-    <w:rPr>
-      <w:kern w:val="0"/>
-      <w:lang w:val="en-US" w:eastAsia="zh-CN" w:bidi="ar"/>
-    </w:rPr>
-  </w:style>
-  <w:style w:type="paragraph" w:customStyle="1" w:styleId="16">
-    <w:name w:val="big"/>
-    <w:basedOn w:val="1"/>
-    <w:uiPriority w:val="0"/>
-    <w:pPr>
-      <w:jc w:val="left"/>
-      <w:textAlignment w:val="top"/>
-    </w:pPr>
-    <w:rPr>
-      <w:kern w:val="0"/>
-      <w:lang w:val="en-US" w:eastAsia="zh-CN" w:bidi="ar"/>
-    </w:rPr>
-  </w:style>
-  <w:style w:type="paragraph" w:customStyle="1" w:styleId="17">
     <w:name w:val="sign"/>
     <w:basedOn w:val="1"/>
     <w:uiPriority w:val="0"/>
@@ -6329,6 +6320,36 @@
       <w:kern w:val="0"/>
       <w:sz w:val="21"/>
       <w:szCs w:val="21"/>
+      <w:lang w:val="en-US" w:eastAsia="zh-CN" w:bidi="ar"/>
+    </w:rPr>
+  </w:style>
+  <w:style w:type="paragraph" w:customStyle="1" w:styleId="16">
+    <w:name w:val="note"/>
+    <w:basedOn w:val="1"/>
+    <w:uiPriority w:val="0"/>
+    <w:pPr>
+      <w:spacing w:before="80" w:beforeAutospacing="0" w:after="0" w:afterAutospacing="0"/>
+      <w:ind w:left="0" w:right="0"/>
+      <w:jc w:val="left"/>
+    </w:pPr>
+    <w:rPr>
+      <w:color w:val="6B5D40"/>
+      <w:kern w:val="0"/>
+      <w:sz w:val="18"/>
+      <w:szCs w:val="18"/>
+      <w:lang w:val="en-US" w:eastAsia="zh-CN" w:bidi="ar"/>
+    </w:rPr>
+  </w:style>
+  <w:style w:type="paragraph" w:customStyle="1" w:styleId="17">
+    <w:name w:val="chk"/>
+    <w:basedOn w:val="1"/>
+    <w:uiPriority w:val="0"/>
+    <w:pPr>
+      <w:spacing w:line="28" w:lineRule="atLeast"/>
+      <w:jc w:val="left"/>
+    </w:pPr>
+    <w:rPr>
+      <w:kern w:val="0"/>
       <w:lang w:val="en-US" w:eastAsia="zh-CN" w:bidi="ar"/>
     </w:rPr>
   </w:style>
